--- a/hin/docx/54.content.docx
+++ b/hin/docx/54.content.docx
@@ -28,49 +28,15 @@
       </w:r>
     </w:p>
     <w:p>
-      <w:pPr>
-        <w:pStyle w:val="Heading2"/>
-      </w:pPr>
-      <w:r>
-        <w:rPr>
-          <w:lang w:val="hi_IN" w:bidi="hi_IN"/>
-        </w:rPr>
-        <w:t>License Information</w:t>
-      </w:r>
-      <w:r>
-        <w:rPr>
-          <w:lang w:val="hi_IN" w:bidi="hi_IN"/>
-        </w:rPr>
-      </w:r>
-    </w:p>
-    <w:p>
-      <w:pPr/>
-      <w:r>
-        <w:rPr>
-          <w:lang w:val="hi_IN" w:bidi="hi_IN"/>
-        </w:rPr>
-      </w:r>
-      <w:r>
-        <w:rPr>
-          <w:b/>
-          <w:lang w:val="hi_IN" w:bidi="hi_IN"/>
-        </w:rPr>
-        <w:t>अनुवाद नोट्स (अनफोल्डिंग वर्ड)</w:t>
-      </w:r>
-      <w:r>
-        <w:rPr>
-          <w:lang w:val="hi_IN" w:bidi="hi_IN"/>
-        </w:rPr>
-        <w:t xml:space="preserve"> (Hindi) is based on</w:t>
-      </w:r>
-      <w:r>
-        <w:rPr>
-          <w:lang w:val="hi_IN" w:bidi="hi_IN"/>
-        </w:rPr>
-        <w:t xml:space="preserve">: </w:t>
-      </w:r>
-      <w:r>
-        <w:rPr>
+      <w:pPr/>
+      <w:r>
+        <w:rPr>
+          <w:lang w:val="hi_IN" w:bidi="hi_IN"/>
+        </w:rPr>
+      </w:r>
+      <w:r>
+        <w:rPr>
+          <w:b/>
           <w:lang w:val="hi_IN" w:bidi="hi_IN"/>
         </w:rPr>
         <w:t>unfoldingWord® Translation Notes</w:t>
@@ -79,62 +45,31 @@
         <w:rPr>
           <w:lang w:val="hi_IN" w:bidi="hi_IN"/>
         </w:rPr>
-        <w:t xml:space="preserve">, </w:t>
-      </w:r>
-      <w:hyperlink r:id="rId13">
-        <w:r>
-          <w:rPr>
-            <w:lang w:val="hi_IN" w:bidi="hi_IN"/>
-          </w:rPr>
-          <w:rPr>
-            <w:color w:val="0000EE"/>
-            <w:u w:val="single"/>
-          </w:rPr>
-          <w:t>unfoldingWord</w:t>
-        </w:r>
-      </w:hyperlink>
-      <w:r>
-        <w:rPr>
-          <w:lang w:val="hi_IN" w:bidi="hi_IN"/>
-        </w:rPr>
-        <w:t xml:space="preserve">, 2022, which is licensed under a </w:t>
-      </w:r>
-      <w:hyperlink r:id="rId14">
-        <w:r>
-          <w:rPr>
-            <w:lang w:val="hi_IN" w:bidi="hi_IN"/>
-          </w:rPr>
-          <w:rPr>
-            <w:color w:val="0000EE"/>
-            <w:u w:val="single"/>
-          </w:rPr>
-          <w:t>CC BY-SA 4.0 license</w:t>
-        </w:r>
-      </w:hyperlink>
-      <w:r>
-        <w:rPr>
-          <w:lang w:val="hi_IN" w:bidi="hi_IN"/>
-        </w:rPr>
-        <w:t>.</w:t>
-      </w:r>
-      <w:r>
-        <w:rPr>
-          <w:lang w:val="hi_IN" w:bidi="hi_IN"/>
-        </w:rPr>
-      </w:r>
-    </w:p>
-    <w:p>
-      <w:pPr/>
-      <w:r>
-        <w:rPr>
-          <w:lang w:val="hi_IN" w:bidi="hi_IN"/>
-        </w:rPr>
-      </w:r>
-      <w:r>
-        <w:rPr>
-          <w:lang w:val="hi_IN" w:bidi="hi_IN"/>
-        </w:rPr>
-        <w:t>This PDF version is provided under the same license.</w:t>
+        <w:t xml:space="preserve"> © 2022 unfoldingWord. Released under CC BY-SA 4.0 license. </w:t>
+      </w:r>
+      <w:r>
+        <w:rPr>
+          <w:lang w:val="hi_IN" w:bidi="hi_IN"/>
+        </w:rPr>
+        <w:t>unfoldingWord® Translation Notes</w:t>
+      </w:r>
+      <w:r>
+        <w:rPr>
+          <w:lang w:val="hi_IN" w:bidi="hi_IN"/>
+        </w:rPr>
+        <w:t xml:space="preserve"> has been adapted in the following languages: Tok Pisin, Arabic (عربي), French (Français), Hindi (हिंदी), Indonesian (Bahasa Indonesia), Portuguese (Português), Russian (Русский), Spanish (Español), Swahili (Kiswahili), and Simplified Chinese (简体中文) from </w:t>
+      </w:r>
+      <w:r>
+        <w:rPr>
+          <w:lang w:val="hi_IN" w:bidi="hi_IN"/>
+        </w:rPr>
+        <w:t>unfoldingWord® Translation Notes</w:t>
+      </w:r>
+      <w:r>
+        <w:rPr>
+          <w:lang w:val="hi_IN" w:bidi="hi_IN"/>
+        </w:rPr>
+        <w:t xml:space="preserve"> © 2022 unfoldingWord. Released under CC BY-SA 4.0 license by Mission Mutual</w:t>
       </w:r>
       <w:r>
         <w:rPr>
@@ -1917,7 +1852,7 @@
         </w:rPr>
         <w:t xml:space="preserve"> तीमुथियुस के सन्दर्भ में हैं। </w:t>
       </w:r>
-      <w:hyperlink r:id="rId15">
+      <w:hyperlink r:id="rId13">
         <w:r>
           <w:rPr>
             <w:lang w:val="hi_IN" w:bidi="hi_IN"/>
@@ -3196,7 +3131,7 @@
         </w:rPr>
         <w:t xml:space="preserve">यह उन निर्देशों के सन्दर्भ में है जिन्हें पौलुस ने </w:t>
       </w:r>
-      <w:hyperlink r:id="rId16">
+      <w:hyperlink r:id="rId14">
         <w:r>
           <w:rPr>
             <w:lang w:val="hi_IN" w:bidi="hi_IN"/>
@@ -3214,7 +3149,7 @@
         </w:rPr>
         <w:t xml:space="preserve"> और </w:t>
       </w:r>
-      <w:hyperlink r:id="rId17">
+      <w:hyperlink r:id="rId15">
         <w:r>
           <w:rPr>
             <w:lang w:val="hi_IN" w:bidi="hi_IN"/>
@@ -3708,7 +3643,7 @@
           <w:lang w:val="hi_IN" w:bidi="hi_IN"/>
         </w:rPr>
       </w:r>
-      <w:hyperlink r:id="rId18">
+      <w:hyperlink r:id="rId16">
         <w:r>
           <w:rPr>
             <w:lang w:val="hi_IN" w:bidi="hi_IN"/>
@@ -10169,7 +10104,7 @@
         </w:rPr>
         <w:t xml:space="preserve"> लिखा गया है। आईआरवी उस पठन का अनुसरण करता है। अन्य प्राचीन पांडुलिपियों में "एकमात्र ज्ञानी परमेश्वर" लिखा गया है। यह संभव है कि जिन्होंने इन पांडुलिपियों की प्रतिलिपि बनाई, उन्होंने गलती से या जानबूझकर यहाँ "बुद्धिमान" शब्द शामिल किया हो क्योंकि </w:t>
       </w:r>
-      <w:hyperlink r:id="rId19">
+      <w:hyperlink r:id="rId17">
         <w:r>
           <w:rPr>
             <w:lang w:val="hi_IN" w:bidi="hi_IN"/>
@@ -10545,7 +10480,7 @@
         </w:rPr>
         <w:t xml:space="preserve"> निम्नलिखित का संदर्भ दे सकता है: (1) वह आदेश जो पौलुस ने तीमुथियुस को </w:t>
       </w:r>
-      <w:hyperlink r:id="rId20">
+      <w:hyperlink r:id="rId18">
         <w:r>
           <w:rPr>
             <w:lang w:val="hi_IN" w:bidi="hi_IN"/>
@@ -11417,7 +11352,7 @@
         </w:rPr>
         <w:t xml:space="preserve">देखें कि आपने इसका अनुवाद </w:t>
       </w:r>
-      <w:hyperlink r:id="rId18">
+      <w:hyperlink r:id="rId16">
         <w:r>
           <w:rPr>
             <w:lang w:val="hi_IN" w:bidi="hi_IN"/>
@@ -12440,7 +12375,7 @@
         </w:rPr>
         <w:t xml:space="preserve">जैसा </w:t>
       </w:r>
-      <w:hyperlink r:id="rId21">
+      <w:hyperlink r:id="rId19">
         <w:r>
           <w:rPr>
             <w:lang w:val="hi_IN" w:bidi="hi_IN"/>
@@ -13666,7 +13601,7 @@
         </w:rPr>
         <w:t xml:space="preserve"> प्रार्थना करने को संदर्भित करता है जैसा कि पौलुस ने </w:t>
       </w:r>
-      <w:hyperlink r:id="rId22">
+      <w:hyperlink r:id="rId20">
         <w:r>
           <w:rPr>
             <w:lang w:val="hi_IN" w:bidi="hi_IN"/>
@@ -14279,7 +14214,7 @@
         </w:rPr>
         <w:t xml:space="preserve"> शब्द मुख्यतः निम्नलिखित का परिचय दे सकता है: (1) परमेश्वर का एक और विवरण, जो "हमारा उद्धारकर्ता" है (देखें </w:t>
       </w:r>
-      <w:hyperlink r:id="rId23">
+      <w:hyperlink r:id="rId21">
         <w:r>
           <w:rPr>
             <w:lang w:val="hi_IN" w:bidi="hi_IN"/>
@@ -14309,7 +14244,7 @@
         </w:rPr>
         <w:t xml:space="preserve">" क्यों है (देखें </w:t>
       </w:r>
-      <w:hyperlink r:id="rId23">
+      <w:hyperlink r:id="rId21">
         <w:r>
           <w:rPr>
             <w:lang w:val="hi_IN" w:bidi="hi_IN"/>
@@ -17153,7 +17088,7 @@
         </w:rPr>
         <w:t xml:space="preserve"> शब्द </w:t>
       </w:r>
-      <w:hyperlink r:id="rId24">
+      <w:hyperlink r:id="rId22">
         <w:r>
           <w:rPr>
             <w:lang w:val="hi_IN" w:bidi="hi_IN"/>
@@ -19369,7 +19304,7 @@
         </w:rPr>
         <w:t xml:space="preserve">”) </w:t>
       </w:r>
-      <w:hyperlink r:id="rId25">
+      <w:hyperlink r:id="rId23">
         <w:r>
           <w:rPr>
             <w:lang w:val="hi_IN" w:bidi="hi_IN"/>
@@ -19972,7 +19907,7 @@
         </w:rPr>
         <w:t xml:space="preserve"> सामान्यतः मसीही महिलाओं का प्रतिनिधित्व करता है, न कि किसी विशेष महिला का। देखें कि आपने </w:t>
       </w:r>
-      <w:hyperlink r:id="rId26">
+      <w:hyperlink r:id="rId24">
         <w:r>
           <w:rPr>
             <w:lang w:val="hi_IN" w:bidi="hi_IN"/>
@@ -20116,7 +20051,7 @@
         </w:rPr>
         <w:t xml:space="preserve">यहाँ, </w:t>
       </w:r>
-      <w:hyperlink r:id="rId26">
+      <w:hyperlink r:id="rId24">
         <w:r>
           <w:rPr>
             <w:lang w:val="hi_IN" w:bidi="hi_IN"/>
@@ -20147,7 +20082,7 @@
         </w:rPr>
         <w:t xml:space="preserve">" का अर्थ हो सकता है: (1) सामान्यतः किसी भी महिला विश्वासी के लिए है। इस मामले में, शब्द "पुरुष" सामान्यतः किसी भी पुरुष विश्वासी के लिए है। वैकल्पिक अनुवाद: "विश्वास करने वाली स्त्रियाँ... विश्वास करने वाले पुरुष" (2) विशेष रूप से किसी भी विवाहित स्त्री के लिए। यह </w:t>
       </w:r>
-      <w:hyperlink r:id="rId27">
+      <w:hyperlink r:id="rId25">
         <w:r>
           <w:rPr>
             <w:lang w:val="hi_IN" w:bidi="hi_IN"/>
@@ -20165,7 +20100,7 @@
         </w:rPr>
         <w:t xml:space="preserve"> में बहुवचन "स्त्री" से </w:t>
       </w:r>
-      <w:hyperlink r:id="rId26">
+      <w:hyperlink r:id="rId24">
         <w:r>
           <w:rPr>
             <w:lang w:val="hi_IN" w:bidi="hi_IN"/>
@@ -20621,7 +20556,7 @@
         </w:rPr>
         <w:t xml:space="preserve">जैसा कि </w:t>
       </w:r>
-      <w:hyperlink r:id="rId26">
+      <w:hyperlink r:id="rId24">
         <w:r>
           <w:rPr>
             <w:lang w:val="hi_IN" w:bidi="hi_IN"/>
@@ -20939,7 +20874,7 @@
         </w:rPr>
         <w:t xml:space="preserve">यहाँ पौलुस </w:t>
       </w:r>
-      <w:hyperlink r:id="rId28">
+      <w:hyperlink r:id="rId26">
         <w:r>
           <w:rPr>
             <w:lang w:val="hi_IN" w:bidi="hi_IN"/>
@@ -21290,7 +21225,7 @@
         </w:rPr>
         <w:t xml:space="preserve">यहाँ पौलुस </w:t>
       </w:r>
-      <w:hyperlink r:id="rId29">
+      <w:hyperlink r:id="rId27">
         <w:r>
           <w:rPr>
             <w:lang w:val="hi_IN" w:bidi="hi_IN"/>
@@ -22836,7 +22771,7 @@
         </w:rPr>
         <w:t xml:space="preserve">जैसा </w:t>
       </w:r>
-      <w:hyperlink r:id="rId21">
+      <w:hyperlink r:id="rId19">
         <w:r>
           <w:rPr>
             <w:lang w:val="hi_IN" w:bidi="hi_IN"/>
@@ -28257,7 +28192,7 @@
         </w:rPr>
         <w:t xml:space="preserve">देखें कि आप ने इसका अनुवाद </w:t>
       </w:r>
-      <w:hyperlink r:id="rId30">
+      <w:hyperlink r:id="rId28">
         <w:r>
           <w:rPr>
             <w:lang w:val="hi_IN" w:bidi="hi_IN"/>
@@ -35572,7 +35507,7 @@
         </w:rPr>
         <w:t xml:space="preserve">इसका सन्दर्भ उन शिक्षाओं से है जिनका आरम्भ </w:t>
       </w:r>
-      <w:hyperlink r:id="rId31">
+      <w:hyperlink r:id="rId29">
         <w:r>
           <w:rPr>
             <w:lang w:val="hi_IN" w:bidi="hi_IN"/>
@@ -36709,7 +36644,7 @@
         </w:rPr>
         <w:t>” (</w:t>
       </w:r>
-      <w:hyperlink r:id="rId32">
+      <w:hyperlink r:id="rId30">
         <w:r>
           <w:rPr>
             <w:lang w:val="hi_IN" w:bidi="hi_IN"/>
@@ -36838,7 +36773,7 @@
         </w:rPr>
         <w:t xml:space="preserve"> एक मुहावरा जिसका अर्थ, “मतिहीन” या “मूर्खतापूर्ण” से है। पौलुस </w:t>
       </w:r>
-      <w:hyperlink r:id="rId33">
+      <w:hyperlink r:id="rId31">
         <w:r>
           <w:rPr>
             <w:lang w:val="hi_IN" w:bidi="hi_IN"/>
@@ -36960,7 +36895,7 @@
         </w:rPr>
         <w:t xml:space="preserve"> का अनुवाद </w:t>
       </w:r>
-      <w:hyperlink r:id="rId34">
+      <w:hyperlink r:id="rId32">
         <w:r>
           <w:rPr>
             <w:lang w:val="hi_IN" w:bidi="hi_IN"/>
@@ -36991,7 +36926,7 @@
         </w:rPr>
         <w:t xml:space="preserve"> का </w:t>
       </w:r>
-      <w:hyperlink r:id="rId35">
+      <w:hyperlink r:id="rId33">
         <w:r>
           <w:rPr>
             <w:lang w:val="hi_IN" w:bidi="hi_IN"/>
@@ -38134,7 +38069,7 @@
         </w:rPr>
         <w:t xml:space="preserve">जैसा </w:t>
       </w:r>
-      <w:hyperlink r:id="rId21">
+      <w:hyperlink r:id="rId19">
         <w:r>
           <w:rPr>
             <w:lang w:val="hi_IN" w:bidi="hi_IN"/>
@@ -38152,7 +38087,7 @@
         </w:rPr>
         <w:t xml:space="preserve"> और </w:t>
       </w:r>
-      <w:hyperlink r:id="rId36">
+      <w:hyperlink r:id="rId34">
         <w:r>
           <w:rPr>
             <w:lang w:val="hi_IN" w:bidi="hi_IN"/>
@@ -38261,7 +38196,7 @@
         </w:rPr>
         <w:t xml:space="preserve">देखें कि आप ने इसका अनुवाद </w:t>
       </w:r>
-      <w:hyperlink r:id="rId21">
+      <w:hyperlink r:id="rId19">
         <w:r>
           <w:rPr>
             <w:lang w:val="hi_IN" w:bidi="hi_IN"/>
@@ -38494,7 +38429,7 @@
         </w:rPr>
         <w:t xml:space="preserve"> का अर्थ हो सकता है: (1) उस बात की ओर जो पौलुस इस पद के शेष में परमेश्वर में आशा रखने के बारे में कहने वाले हैं। वैकल्पिक अनुवाद: "हम परिश्रम और संघर्ष इसलिए करते हैं, क्योंकि" (2) उस बात की ओर जो पौलुस ने </w:t>
       </w:r>
-      <w:hyperlink r:id="rId37">
+      <w:hyperlink r:id="rId35">
         <w:r>
           <w:rPr>
             <w:lang w:val="hi_IN" w:bidi="hi_IN"/>
@@ -38839,7 +38774,7 @@
         </w:rPr>
         <w:t xml:space="preserve">देखें कि आपने इसका अनुवाद </w:t>
       </w:r>
-      <w:hyperlink r:id="rId38">
+      <w:hyperlink r:id="rId36">
         <w:r>
           <w:rPr>
             <w:lang w:val="hi_IN" w:bidi="hi_IN"/>
@@ -39242,7 +39177,7 @@
         </w:rPr>
         <w:t xml:space="preserve"> उन निर्देशों का उल्लेख कर सकता है जो पौलुस ने </w:t>
       </w:r>
-      <w:hyperlink r:id="rId39">
+      <w:hyperlink r:id="rId37">
         <w:r>
           <w:rPr>
             <w:lang w:val="hi_IN" w:bidi="hi_IN"/>
@@ -39260,7 +39195,7 @@
         </w:rPr>
         <w:t xml:space="preserve">, </w:t>
       </w:r>
-      <w:hyperlink r:id="rId40">
+      <w:hyperlink r:id="rId38">
         <w:r>
           <w:rPr>
             <w:lang w:val="hi_IN" w:bidi="hi_IN"/>
@@ -41078,7 +41013,7 @@
         </w:rPr>
         <w:t xml:space="preserve">उन निर्देशों को संदर्भित कर सकता है जो पौलुस ने </w:t>
       </w:r>
-      <w:hyperlink r:id="rId41">
+      <w:hyperlink r:id="rId39">
         <w:r>
           <w:rPr>
             <w:lang w:val="hi_IN" w:bidi="hi_IN"/>
@@ -41096,7 +41031,7 @@
         </w:rPr>
         <w:t xml:space="preserve">, </w:t>
       </w:r>
-      <w:hyperlink r:id="rId42">
+      <w:hyperlink r:id="rId40">
         <w:r>
           <w:rPr>
             <w:lang w:val="hi_IN" w:bidi="hi_IN"/>
@@ -45237,7 +45172,7 @@
         </w:rPr>
         <w:t xml:space="preserve">यह कथन </w:t>
       </w:r>
-      <w:hyperlink r:id="rId43">
+      <w:hyperlink r:id="rId41">
         <w:r>
           <w:rPr>
             <w:lang w:val="hi_IN" w:bidi="hi_IN"/>
@@ -45255,7 +45190,7 @@
         </w:rPr>
         <w:t xml:space="preserve">, “इन बातों की आज्ञा दे और सिखाता रह,” का सन्दर्भ देता हुआ प्रतीत होता है, जो </w:t>
       </w:r>
-      <w:hyperlink r:id="rId32">
+      <w:hyperlink r:id="rId30">
         <w:r>
           <w:rPr>
             <w:lang w:val="hi_IN" w:bidi="hi_IN"/>
@@ -46696,7 +46631,7 @@
           <w:lang w:val="hi_IN" w:bidi="hi_IN"/>
         </w:rPr>
       </w:r>
-      <w:hyperlink r:id="rId30">
+      <w:hyperlink r:id="rId28">
         <w:r>
           <w:rPr>
             <w:lang w:val="hi_IN" w:bidi="hi_IN"/>
@@ -47928,7 +47863,7 @@
         </w:rPr>
         <w:t xml:space="preserve">चूँकि </w:t>
       </w:r>
-      <w:hyperlink r:id="rId44">
+      <w:hyperlink r:id="rId42">
         <w:r>
           <w:rPr>
             <w:lang w:val="hi_IN" w:bidi="hi_IN"/>
@@ -48270,7 +48205,7 @@
         </w:rPr>
         <w:t xml:space="preserve">यहाँ शब्द **प्रतिज्ञा ** विधवाओं द्वारा समर्पण के सन्दर्भ में है जैसा </w:t>
       </w:r>
-      <w:hyperlink r:id="rId45">
+      <w:hyperlink r:id="rId43">
         <w:r>
           <w:rPr>
             <w:lang w:val="hi_IN" w:bidi="hi_IN"/>
@@ -49004,7 +48939,7 @@
         </w:rPr>
         <w:t xml:space="preserve"> विधवाओं का जिक्र कर रहे हैं जिनके बारे में उन्होंने </w:t>
       </w:r>
-      <w:hyperlink r:id="rId46">
+      <w:hyperlink r:id="rId44">
         <w:r>
           <w:rPr>
             <w:lang w:val="hi_IN" w:bidi="hi_IN"/>
@@ -51189,7 +51124,7 @@
         </w:rPr>
         <w:t xml:space="preserve">यहाँ पौलुस पुराने नियम के पवित्रशास्त्र से विशेष रूप से </w:t>
       </w:r>
-      <w:hyperlink r:id="rId47">
+      <w:hyperlink r:id="rId45">
         <w:r>
           <w:rPr>
             <w:lang w:val="hi_IN" w:bidi="hi_IN"/>
@@ -51207,7 +51142,7 @@
         </w:rPr>
         <w:t xml:space="preserve"> से उद्धरण देते हैं। फिर वे कुछ उद्धृत करते हैं जो यीशु ने कहा था, जो </w:t>
       </w:r>
-      <w:hyperlink r:id="rId48">
+      <w:hyperlink r:id="rId46">
         <w:r>
           <w:rPr>
             <w:lang w:val="hi_IN" w:bidi="hi_IN"/>
@@ -56511,7 +56446,7 @@
         </w:rPr>
         <w:t xml:space="preserve"> उन निर्देशों की ओर संकेत करता है जो पौलुस ने तीमुथियुस को दिए हैं। ये निर्देश </w:t>
       </w:r>
-      <w:hyperlink r:id="rId49">
+      <w:hyperlink r:id="rId47">
         <w:r>
           <w:rPr>
             <w:lang w:val="hi_IN" w:bidi="hi_IN"/>
@@ -56529,7 +56464,7 @@
         </w:rPr>
         <w:t xml:space="preserve">, </w:t>
       </w:r>
-      <w:hyperlink r:id="rId50">
+      <w:hyperlink r:id="rId48">
         <w:r>
           <w:rPr>
             <w:lang w:val="hi_IN" w:bidi="hi_IN"/>
@@ -56743,7 +56678,7 @@
         </w:rPr>
         <w:t xml:space="preserve">इसका तात्पर्य यह है कि कुछ लोग पौलुस और तीमुथियुस द्वारा सिखाए गए से भिन्न बातें सिखा रहे थे, न कि वे किसी भिन्न तरीके से सिखा रहे थे। यदि यह आपके भाषा में सहायक हो, तो आप इस विचार को और स्पष्ट कर सकते हैं। देखें कि आपने </w:t>
       </w:r>
-      <w:hyperlink r:id="rId16">
+      <w:hyperlink r:id="rId14">
         <w:r>
           <w:rPr>
             <w:lang w:val="hi_IN" w:bidi="hi_IN"/>
@@ -57022,7 +56957,7 @@
         </w:rPr>
         <w:t xml:space="preserve">देखें कि आपने </w:t>
       </w:r>
-      <w:hyperlink r:id="rId51">
+      <w:hyperlink r:id="rId49">
         <w:r>
           <w:rPr>
             <w:lang w:val="hi_IN" w:bidi="hi_IN"/>
@@ -59449,7 +59384,7 @@
         </w:rPr>
         <w:t xml:space="preserve"> वही शब्द है जिसका पौलुस ने </w:t>
       </w:r>
-      <w:hyperlink r:id="rId52">
+      <w:hyperlink r:id="rId50">
         <w:r>
           <w:rPr>
             <w:lang w:val="hi_IN" w:bidi="hi_IN"/>
@@ -59467,7 +59402,7 @@
         </w:rPr>
         <w:t xml:space="preserve"> में रुपये-पैसे के लाभ के लिए उपयोग किया था। यहाँ, वे इस शब्द का उपयोग किसी और चीज़ के लाभ के लिए कर रहे हैं, जिसे वे स्पष्ट रूप से नहीं बताते। वे उद्धार, आत्मिक आशीर्वाद, या कुछ और का उल्लेख कर सकते हैं। यदि आपकी भाषा में यह सहायक हो, तो आप यहाँ और </w:t>
       </w:r>
-      <w:hyperlink r:id="rId52">
+      <w:hyperlink r:id="rId50">
         <w:r>
           <w:rPr>
             <w:lang w:val="hi_IN" w:bidi="hi_IN"/>
@@ -60661,7 +60596,7 @@
         </w:rPr>
         <w:t xml:space="preserve"> उन लोगों की लालसा को प्रस्तुत करता है जो संतुष्ट हैं (देखें </w:t>
       </w:r>
-      <w:hyperlink r:id="rId53">
+      <w:hyperlink r:id="rId51">
         <w:r>
           <w:rPr>
             <w:lang w:val="hi_IN" w:bidi="hi_IN"/>
@@ -61050,7 +60985,7 @@
         </w:rPr>
         <w:t xml:space="preserve">से हुए हों। यदि आपकी भाषा में यह सहायक हो, तो आप इस विचार को उपमा के रूप में व्यक्त कर सकते हैं या अर्थ को सीधे तौर पर बता सकते हैं। देखें कि आपने </w:t>
       </w:r>
-      <w:hyperlink r:id="rId54">
+      <w:hyperlink r:id="rId52">
         <w:r>
           <w:rPr>
             <w:lang w:val="hi_IN" w:bidi="hi_IN"/>
@@ -65798,7 +65733,7 @@
         </w:rPr>
         <w:t xml:space="preserve">देखें कि आपने इस अभिव्यक्ति का अनुवाद </w:t>
       </w:r>
-      <w:hyperlink r:id="rId55">
+      <w:hyperlink r:id="rId53">
         <w:r>
           <w:rPr>
             <w:lang w:val="hi_IN" w:bidi="hi_IN"/>
@@ -68225,7 +68160,7 @@
         </w:rPr>
         <w:t xml:space="preserve">नए नियम में इस अभिव्यक्ति का अर्थ अलग-अलग हो सकता है, परन्तु इस स्थिति में इसका सन्दर्भ उस नए जीवन से है जो विश्वासियों के लिए मरणोपरांत और इतिहास के अंत में होगा। या </w:t>
       </w:r>
-      <w:hyperlink r:id="rId37">
+      <w:hyperlink r:id="rId35">
         <w:r>
           <w:rPr>
             <w:lang w:val="hi_IN" w:bidi="hi_IN"/>
@@ -68464,7 +68399,7 @@
         </w:rPr>
         <w:t xml:space="preserve">पौलुस यहाँ उसी रूपक, “सत्य जीवन” को काम में ले रहा है जो </w:t>
       </w:r>
-      <w:hyperlink r:id="rId56">
+      <w:hyperlink r:id="rId54">
         <w:r>
           <w:rPr>
             <w:lang w:val="hi_IN" w:bidi="hi_IN"/>
@@ -69278,7 +69213,7 @@
         </w:rPr>
         <w:t xml:space="preserve">देखें कि आपने इस अभिव्यक्ति का अनुवाद </w:t>
       </w:r>
-      <w:hyperlink r:id="rId57">
+      <w:hyperlink r:id="rId55">
         <w:r>
           <w:rPr>
             <w:lang w:val="hi_IN" w:bidi="hi_IN"/>

--- a/hin/docx/54.content.docx
+++ b/hin/docx/54.content.docx
@@ -141,13 +141,6 @@
         <w:rPr>
           <w:lang w:val="hi_IN" w:bidi="hi_IN"/>
         </w:rPr>
-      </w:r>
-      <w:r>
-        <w:rPr>
-          <w:i/>
-          <w:lang w:val="hi_IN" w:bidi="hi_IN"/>
-        </w:rPr>
-        <w:t>1 तिमिथियुस 1:1 (#1), 1 तिमिथियुस 1:1 (#2), 1 तिमिथियुस 1:1 (#3), 1 तीमुथियुस 1:1 (#4), 1 तिमिथियुस 1:1 (#4), 1 तीमुथियुस 1:1 (#6), 1 तीमुथियुस 1:2 (#1), 1 तिमिथियुस 1:2 (#1), 1 तीमुथियुस 1:2 (#3), 1 तीमुथियुस 1:2 (#4), 1 तिमिथियुस 1:2 (#2), 1 तिमिथियुस 1:2 (#4), 1 तिमिथियुस 1:2 (#3), 1 तीमुथियुस 1:3 (#1), 1 तिमिथियुस 1:3 (#1), 1 तिमिथियुस 1:3 (#2), 1 तिमिथियुस 1:3 (#6), 1 तीमुथियुस 1:3–4 (#1), 1 तिमिथियुस 1:4 (#1), 1 तिमिथियुस 1:4 (#2), 1 तिमिथियुस 1:4 (#3), 1 तीमुथियुस 1:4 (#4), 1 तिमिथियुस 1:4 (#4), 1 तिमिथियुस 1:4 (#5), 1 तीमुथियुस 1:4 (#7), 1 तीमुथियुस 1:4 (#8), 1 तिमिथियुस 1:5 (#1), 1 तिमिथियुस 1:5 (#2), 1 तिमिथियुस 1:5 (#3), 1 तिमिथियुस 1:5 (#4), 1 तिमिथियुस 1:5 (#6), 1 तीमुथियुस 1:5 (#6), 1 तीमुथियुस 1:6 (#1), 1 तिमिथियुस 1:6 (#1), 1 तिमिथियुस 1:6 (#2), 1 तिमिथियुस 1:7 (#1), 1 तिमिथियुस 1:7 (#3), 1 तिमिथियुस 1:7 (#4), 1 तीमुथियुस 1:8 (#1), 1 तिमिथियुस 1:8 (#1), 1 तिमिथियुस 1:8 (#3), 1 तीमुथियुस 1:9 (#1), 1 तिमिथियुस 1:9 (#1), 1 तिमिथियुस 1:9 (#2), 1 तीमुथियुस 1:9 (#4), 1 तिमिथियुस 1:9 (#4), 1 तिमिथियुस 1:9 (#5), 1 तिमिथियुस 1:9 (#6), 1 तिमिथियुस 1:10 (#1), 1 तिमिथियुस 1:10 (#2), 1 तीमुथियुस 1:10 (#3), 1 तिमिथियुस 1:10 (#4), 1 तिमिथियुस 1:10 (#5), 1 तिमिथियुस 1:11 (#1), 1 तीमुथियुस 1:11 (#2), 1 तीमुथियुस 1:11 (#3), 1 तिमिथियुस 1:11 (#2), 1 तिमिथियुस 1:12 (#1), 1 तिमिथियुस 1:12 (#2), 1 तीमुथियुस 1:12 (#3), 1 तिमिथियुस 1:12 (#3), 1 तीमुथियुस 1:13 (#1), 1 तीमुथियुस 1:13 (#2), 1 तिमिथियुस 1:13 (#1), 1 तिमिथियुस 1:13 (#4), 1 तिमिथियुस 1:13 (#5), 1 तीमुथियुस 1:13 (#6), 1 तीमुथियुस 1:13 (#7), 1 तीमुथियुस 1:13 (#8), 1 तीमुथियुस 1:13 (#9), 1 तिमिथियुस 1:14 (#1), 1 तिमिथियुस 1:14 (#2), 1 तीमुथियुस 1:14 (#3), 1 तीमुथियुस 1:14 (#4), 1 तीमुथियुस 1:14 (#5), 1 तीमुथियुस 1:14 (#6), 1 तिमिथियुस 1:14 (#3), 1 तिमिथियुस 1:15 (#1), 1 तीमुथियुस 1:15 (#2), 1 तीमुथियुस 1:15 (#3), 1 तिमिथियुस 1:15 (#2), 1 तिमिथियुस 1:15 (#3), 1 तिमिथियुस 1:15 (#4), 1 तीमुथियुस 1:15 (#7), 1 तीमुथियुस 1:16 (#1), 1 तिमिथियुस 1:16 (#1), 1 तीमुथियुस 1:16 (#3), 1 तिमिथियुस 1:16 (#2), 1 तीमुथियुस 1:16 (#5), 1 तीमुथियुस 1:16 (#6), 1 तीमुथियुस 1:16 (#7), 1 तिमिथियुस 1:17 (#1), 1 तिमिथियुस 1:17 (#2), 1 तीमुथियुस 1:17 (#3), 1 तीमुथियुस 1:17 (#4), 1 तीमुथियुस 1:17 (#5), 1 तीमुथियुस 1:17 (#6), 1 तीमुथियुस 1:18 (#1), 1 तिमिथियुस 1:18 (#1), 1 तिमिथियुस 1:18 (#2), 1 तिमिथियुस 1:18 (#3), 1 तीमुथियुस 1:18 (#5), 1 तिमिथियुस 1:18 (#4), 1 तीमुथियुस 1:18 (#7), 1 तीमुथियुस 1:19 (#1), 1 तिमिथियुस 1:19 (#1), 1 तीमुथियुस 1:19 (#3), 1 तीमुथियुस 1:19 (#4), 1 तीमुथियुस 1:19 (#5), 1 तिमिथियुस 1:19 (#2), 1 तीमुथियुस 1:19 (#7), 1 तिमिथियुस 1:20 (#1), 1 तिमिथियुस 1:20 (#2), 1 तिमिथियुस 1:20 (#3), 1 तिमिथियुस 2:1 (#2), 1 तिमिथियुस 2:1 (#1), 1 तीमुथियुस 2:1 (#3), 1 तिमिथियुस 2:1 (#3), 1 तीमुथियुस 2:1 (#5), 1 तीमुथियुस 2:1 (#6), 1 तिमिथियुस 2:1 (#4), 1 तीमुथियुस 2:2 (#1), 1 तीमुथियुस 2:2 (#2), 1 तीमुथियुस 2:2 (#3), 1 तिमिथियुस 2:2 (#1), 1 तीमुथियुस 2:3 (#1), 1 तीमुथियुस 2:3 (#2), 1 तिमिथियुस 2:3 (#1), 1 तीमुथियुस 2:3 (#4), 1 तीमुथियुस 2:3 (#5), 1 तीमुथियुस 2:4 (#1), 1 तिमिथियुस 2:4 (#1), 1 तिमिथियुस 2:4 (#2), 1 तिमिथियुस 2:4 (#3), 1 तीमुथियुस 2:4 (#5), 1 तीमुथियुस 2:5 (#1), 1 तिमिथियुस 2:5 (#1), 1 तिमिथियुस 2:5 (#2), 1 तिमिथियुस 2:5 (#3), 1 तिमिथियुस 2:6 (#1), 1 तिमिथियुस 2:6 (#2), 1 तीमुथियुस 2:6 (#3), 1 तिमिथियुस 2:6 (#3), 1 तीमुथियुस 2:6 (#5), 1 तिमिथियुस 2:6 (#4), 1 तीमुथियुस 2:7 (#1), 1 तिमिथियुस 2:7 (#1), 1 तिमिथियुस 2:7 (#2), 1 तीमुथियुस 2:7 (#4), 1 तीमुथियुस 2:7 (#5), 1 तीमुथियुस 2:7 (#6), 1 तीमुथियुस 2:7 (#7), 1 तीमुथियुस 2:7 (#8), 1 तिमिथियुस 2:7 (#3), 1 तीमुथियुस 2:7 (#10), 1 तिमिथियुस 2:7 (#4), 1 तीमुथियुस 2:8 (#1), 1 तिमिथियुस 2:8 (#1), 1 तीमुथियुस 2:8 (#3), 1 तिमिथियुस 2:8 (#2), 1 तिमिथियुस 2:8 (#3), 1 तीमुथियुस 2:8 (#6), 1 तीमुथियुस 2:8 (#7), 1 तिमिथियुस 2:9 (#1), 1 तीमुथियुस 2:9 (#2), 1 तीमुथियुस 2:9 (#3), 1 तिमिथियुस 2:9 (#2), 1 तिमिथियुस 2:9 (#3), 1 तिमिथियुस 2:9 (#4), 1 तीमुथियुस 2:10 (#1), 1 तीमुथियुस 2:10 (#2), 1 तीमुथियुस 2:10 (#3), 1 तिमिथियुस 2:10 (#1), 1 तीमुथियुस 2:11 (#1), 1 तीमुथियुस 2:11 (#2), 1 तीमुथियुस 2:11 (#3), 1 तीमुथियुस 2:11 (#4), 1 तिमिथियुस 2:11 (#1), 1 तीमुथियुस 2:11 (#6), 1 तिमिथियुस 2:11 (#2), 1 तीमुथियुस 2:12 (#1), 1 तीमुथियुस 2:12 (#2), 1 तीमुथियुस 2:12 (#3), 1 तीमुथियुस 2:12 (#4), 1 तीमुथियुस 2:12 (#5), 1 तीमुथियुस 2:12 (#6), 1 तिमिथियुस 2:12 (#2), 1 तीमुथियुस 2:12 (#8), 1 तीमुथियुस 2:13 (#1), 1 तीमुथियुस 2:13 (#2), 1 तिमिथियुस 2:13 (#1), 1 तिमिथियुस 2:13 (#2), 1 तीमुथियुस 2:14 (#1), 1 तिमिथियुस 2:14 (#1), 1 तिमिथियुस 2:14 (#2), 1 तिमिथियुस 2:14 (#3), 1 तीमुथियुस 2:15 (#1), 1 तिमिथियुस 2:15 (#1), 1 तिमिथियुस 2:15 (#2), 1 तिमिथियुस 2:15 (#3), 1 तीमुथियुस 2:15 (#5), 1 तीमुथियुस 2:15 (#6), 1 तिमिथियुस 2:15 (#5), 1 तीमुथियुस 2:15 (#8), 1 तीमुथियुस 3:1 (#1), 1 तिमिथियुस 3:1 (#1), 1 तिमिथियुस 3:1 (#2), 1 तीमुथियुस 3:1 (#4), 1 तीमुथियुस 3:1 (#5), 1 तिमिथियुस 3:1 (#3), 1 तीमुथियुस 3:2 (#1), 1 तीमुथियुस 3:2 (#2), 1 तिमिथियुस 3:2 (#1), 1 तिमिथियुस 3:2 (#2), 1 तिमिथियुस 3:3 (#1), 1 तीमुथियुस 3:3 (#2), 1 तीमुथियुस 3:3 (#3), 1 तिमिथियुस 3:3 (#2), 1 तिमिथियुस 3:4 (#1), 1 तिमिथियुस 3:4 (#2), 1 तीमुथियुस 3:4 (#3), 1 तीमुथियुस 3:5 (#1), 1 तीमुथियुस 3:5 (#2), 1 तीमुथियुस 3:5 (#3), 1 तिमिथियुस 3:5 (#1), 1 तिमिथियुस 3:5 (#2), 1 तीमुथियुस 3:5 (#6), 1 तिमिथियुस 3:6 (#1), 1 तिमिथियुस 3:6 (#4), 1 तिमिथियुस 3:6 (#3), 1 तिमिथियुस 3:6 (#2), 1 तीमुथियुस 3:6 (#5), 1 तीमुथियुस 3:6 (#6), 1 तीमुथियुस 3:7 (#1), 1 तीमुथियुस 3:7 (#2), 1 तीमुथियुस 3:7 (#3), 1 तिमिथियुस 3:7 (#1), 1 तिमिथियुस 3:7 (#2), 1 तीमुथियुस 3:7 (#6), 1 तिमिथियुस 3:7 (#3), 1 तिमिथियुस 3:8 (#1), 1 तिमिथियुस 3:8 (#2), 1 तीमुथियुस 3:8 (#3), 1 तीमुथियुस 3:9 (#1), 1 तिमिथियुस 3:9 (#1), 1 तिमिथियुस 3:9 (#2), 1 तीमुथियुस 3:9 (#4), 1 तिमिथियुस 3:9 (#3), 1 तीमुथियुस 3:10 (#1), 1 तीमुथियुस 3:10 (#2), 1 तिमिथियुस 3:10 (#1), 1 तीमुथियुस 3:10 (#4), 1 तिमिथियुस 3:11 (#1), 1 तिमिथियुस 3:11 (#2), 1 तीमुथियुस 3:12 (#1), 1 तीमुथियुस 3:12 (#2), 1 तिमिथियुस 3:12 (#1), 1 तिमिथियुस 3:12 (#2), 1 तीमुथियुस 3:12 (#5), 1 तिमिथियुस 3:13 (#1), 1 तिमिथियुस 3:13 (#2), 1 तिमिथियुस 3:13 (#3), 1 तिमिथियुस 3:13 (#4), 1 तीमुथियुस 3:13 (#5), 1 तीमुथियुस 3:13 (#6), 1 तीमुथियुस 3:14 (#1), 1 तीमुथियुस 3:14 (#2), 1 तीमुथियुस 3:14 (#3), 1 तीमुथियुस 3:14 (#4), 1 तिमिथियुस 3:14 (#1), 1 तीमुथियुस 3:15 (#1), 1 तिमिथियुस 3:15 (#1), 1 तीमुथियुस 3:15 (#3), 1 तिमिथियुस 3:15 (#2), 1 तिमिथियुस 3:15 (#3), 1 तीमुथियुस 3:15 (#6), 1 तिमिथियुस 3:15 (#6), 1 तिमिथियुस 3:15 (#4), 1 तिमिथियुस 3:15 (#5), 1 तीमुथियुस 3:15 (#10), 1 तिमिथियुस 3:16 (#2), 1 तिमिथियुस 3:16 (#3), 1 तिमिथियुस 3:16 (#4), 1 तिमिथियुस 3:16 (#5), 1 तिमिथियुस 3:16 (#7), 1 तीमुथियुस 3:16 (#6), 1 तिमिथियुस 3:16 (#6), 1 तीमुथियुस 3:16 (#8), 1 तीमुथियुस 3:16 (#9), 1 तिमिथियुस 3:16 (#10), 1 तिमिथियुस 3:16 (#11), 1 तीमुथियुस 3:16 (#12), 1 तिमिथियुस 3:16 (#12), 1 तिमिथियुस 4:1 (#1), 1 तीमुथियुस 4:1 (#2), 1 तिमिथियुस 4:1 (#2), 1 तिमिथियुस 4:1 (#3), 1 तीमुथियुस 4:1 (#5), 1 तीमुथियुस 4:1 (#6), 1 तीमुथियुस 4:1 (#7), 1 तीमुथियुस 4:1 (#8), 1 तिमिथियुस 4:1 (#5), 1 तीमुथियुस 4:2 (#1), 1 तिमिथियुस 4:2 (#1), 1 तिमिथियुस 4:2 (#2), 1 तिमिथियुस 4:2 (#3), 1 तीमुथियुस 4:2 (#5), 1 तिमिथियुस 4:3 (#3), 1 तिमिथियुस 4:3 (#4), 1 तीमुथियुस 4:3 (#3), 1 तिमिथियुस 4:3 (#5), 1 तिमिथियुस 4:3 (#6), 1 तीमुथियुस 4:4 (#1), 1 तिमिथियुस 4:4 (#1), 1 तीमुथियुस 4:4 (#3), 1 तिमिथियुस 4:4 (#2), 1 तीमुथियुस 4:4 (#5), 1 तीमुथियुस 4:5 (#1), 1 तिमिथियुस 4:5 (#1), 1 तिमिथियुस 4:5 (#2), 1 तीमुथियुस 4:5 (#4), 1 तिमिथियुस 4:5 (#3), 1 तिमिथियुस 4:6 (#1), 1 तिमिथियुस 4:6 (#2), 1 तिमिथियुस 4:6 (#4), 1 तिमिथियुस 4:6 (#3), 1 तीमुथियुस 4:6 (#5), 1 तिमिथियुस 4:6 (#5), 1 तीमुथियुस 4:6 (#7), 1 तिमिथियुस 4:6 (#6), 1 तिमिथियुस 4:6 (#7), 1 तीमुथियुस 4:6 (#10), 1 तीमुथियुस 4:6 (#11), 1 तीमुथियुस 4:7 (#1), 1 तिमिथियुस 4:7 (#2), 1 तिमिथियुस 4:7 (#1), 1 तीमुथियुस 4:7 (#4), 1 तिमिथियुस 4:7 (#3), 1 तीमुथियुस 4:7 (#6), 1 तिमिथियुस 4:8 (#1), 1 तिमिथियुस 4:8 (#3), 1 तिमिथियुस 4:8 (#2), 1 तिमिथियुस 4:8 (#4), 1 तीमुथियुस 4:8 (#5), 1 तीमुथियुस 4:8 (#6), 1 तीमुथियुस 4:8–10 (#1), 1 तिमिथियुस 4:9 (#1), 1 तिमिथियुस 4:9 (#2), 1 तिमिथियुस 4:10 (#1), 1 तीमुथियुस 4:10 (#2), 1 तिमिथियुस 4:10 (#2), 1 तीमुथियुस 4:10 (#4), 1 तिमिथियुस 4:10 (#4), 1 तिमिथियुस 4:10 (#5), 1 तीमुथियुस 4:10 (#7), 1 तीमुथियुस 4:11 (#1), 1 तिमिथियुस 4:12 (#1), 1 तीमुथियुस 4:12 (#2), 1 तीमुथियुस 4:12 (#3), 1 तीमुथियुस 4:12 (#4), 1 तिमिथियुस 4:12 (#2), 1 तीमुथियुस 4:12 (#6), 1 तीमुथियुस 4:13 (#1), 1 तिमिथियुस 4:13 (#1), 1 तिमिथियुस 4:13 (#2), 1 तीमुथियुस 4:14 (#1), 1 तिमिथियुस 4:14 (#1), 1 तिमिथियुस 4:14 (#2), 1 तिमिथियुस 4:14 (#3), 1 तीमुथियुस 4:14 (#5), 1 तिमिथियुस 4:14 (#4), 1 तीमुथियुस 4:15 (#1), 1 तिमिथियुस 4:15 (#1), 1 तीमुथियुस 4:15 (#3), 1 तीमुथियुस 4:15 (#4), 1 तीमुथियुस 4:15 (#5), 1 तिमिथियुस 4:16 (#1), 1 तीमुथियुस 4:16 (#2), 1 तिमिथियुस 4:16 (#2), 1 तिमिथियुस 5:1 (#4), 1 तिमिथियुस 5:1 (#3), 1 तीमुथियुस 5:1 (#3), 1 तीमुथियुस 5:2 (#1), 1 तीमुथियुस 5:2 (#2), 1 तिमिथियुस 5:2 (#1), 1 तीमुथियुस 5:2 (#4), 1 तिमिथियुस 5:2 (#2), 1 तीमुथियुस 5:3 (#1), 1 तिमिथियुस 5:3 (#1), 1 तिमिथियुस 5:3 (#2), 1 तीमुथियुस 5:4 (#1), 1 तिमिथियुस 5:4 (#1), 1 तीमुथियुस 5:4 (#3), 1 तीमुथियुस 5:4 (#4), 1 तिमिथियुस 5:4 (#2), 1 तिमिथियुस 5:4 (#3), 1 तिमिथियुस 5:4 (#4), 1 तिमिथियुस 5:4 (#5), 1 तिमिथियुस 5:4 (#6), 1 तीमुथियुस 5:5 (#1), 1 तीमुथियुस 5:5 (#2), 1 तीमुथियुस 5:5 (#3), 1 तिमिथियुस 5:5 (#1), 1 तिमिथियुस 5:5 (#2), 1 तिमिथियुस 5:5 (#3), 1 तिमिथियुस 5:5 (#4), 1 तीमुथियुस 5:6 (#1), 1 तीमुथियुस 5:6 (#2), 1 तिमिथियुस 5:6 (#2), 1 तिमिथियुस 5:7 (#1), 1 तीमुथियुस 5:7 (#2), 1 तीमुथियुस 5:8 (#1), 1 तीमुथियुस 5:8 (#2), 1 तिमिथियुस 5:8 (#1), 1 तीमुथियुस 5:8 (#4), 1 तीमुथियुस 5:8 (#5), 1 तिमिथियुस 5:8 (#2), 1 तिमिथियुस 5:8 (#3), 1 तीमुथियुस 5:9 (#1), 1 तिमिथियुस 5:9 (#1), 1 तीमुथियुस 5:9 (#3), 1 तिमिथियुस 5:9 (#2), 1 तिमिथियुस 5:9 (#3), 1 तिमिथियुस 5:10 (#1), 1 तीमुथियुस 5:10 (#2), 1 तिमिथियुस 5:10 (#2), 1 तिमिथियुस 5:10 (#3), 1 तिमिथियुस 5:10 (#4), 1 तिमिथियुस 5:10 (#6), 1 तिमिथियुस 5:10 (#5), 1 तीमुथियुस 5:10 (#8), 1 तिमिथियुस 5:10 (#7), 1 तिमिथियुस 5:11 (#1), 1 तिमिथियुस 5:11 (#2), 1 तीमुथियुस 5:11 (#3), 1 तीमुथियुस 5:12 (#1), 1 तिमिथियुस 5:12 (#1), 1 तिमिथियुस 5:12 (#2), 1 तीमुथियुस 5:12 (#4), 1 तीमुथियुस 5:12 (#5), 1 तीमुथियुस 5:13 (#1), 1 तिमिथियुस 5:13 (#1), 1 तिमिथियुस 5:13 (#3), 1 तिमिथियुस 5:13 (#4), 1 तीमुथियुस 5:14 (#1), 1 तीमुथियुस 5:14 (#2), 1 तीमुथियुस 5:14 (#3), 1 तिमिथियुस 5:14 (#1), 1 तीमुथियुस 5:15 (#1), 1 तिमिथियुस 5:15 (#1), 1 तीमुथियुस 5:16 (#1), 1 तिमिथियुस 5:16 (#2), 1 तीमुथियुस 5:16 (#3), 1 तीमुथियुस 5:16 (#4), 1 तिमिथियुस 5:16 (#3), 1 तिमिथियुस 5:16 (#4), 1 तीमुथियुस 5:16 (#7), 1 तिमिथियुस 5:16 (#5), 1 तीमुथियुस 5:17 (#1), 1 तिमिथियुस 5:17 (#1), 1 तीमुथियुस 5:17 (#3), 1 तीमुथियुस 5:17 (#4), 1 तिमिथियुस 5:17 (#2), 1 तिमिथियुस 5:17 (#5), 1 तीमुथियुस 5:18 (#1), 1 तीमुथियुस 5:18 (#2), 1 तिमिथियुस 5:18 (#1), 1 तिमिथियुस 5:18 (#2), 1 तिमिथियुस 5:18 (#3), 1 तिमिथियुस 5:18 (#4), 1 तिमिथियुस 5:18 (#6), 1 तीमुथियुस 5:18 (#8), 1 तीमुथियुस 5:19 (#1), 1 तिमिथियुस 5:19 (#1), 1 तिमिथियुस 5:19 (#2), 1 तिमिथियुस 5:19 (#3), 1 तीमुथियुस 5:20 (#1), 1 तिमिथियुस 5:20 (#2), 1 तीमुथियुस 5:20 (#3), 1 तिमिथियुस 5:20 (#3), 1 तिमिथियुस 5:20 (#4), 1 तीमुथियुस 5:21 (#1), 1 तिमिथियुस 5:21 (#2), 1 तिमिथियुस 5:21 (#5), 1 तिमिथियुस 5:21 (#4), 1 तिमिथियुस 5:21 (#3), 1 तिमिथियुस 5:22 (#1), 1 तिमिथियुस 5:22 (#3), 1 तिमिथियुस 5:23 (#1), 1 तीमुथियुस 5:23 (#2), 1 तिमिथियुस 5:24 (#1), 1 तिमिथियुस 5:24 (#2), 1 तीमुथियुस 5:24 (#3), 1 तिमिथियुस 5:24 (#3), 1 तिमिथियुस 5:25 (#1), 1 तिमिथियुस 5:25 (#3), 1 तीमुथियुस 5:25 (#3), 1 तिमिथियुस 5:25 (#4), 1 तिमिथियुस 6:1 (#1), 1 तिमिथियुस 6:1 (#2), 1 तीमुथियुस 6:1 (#3), 1 तीमुथियुस 6:1 (#4), 1 तिमिथियुस 6:1 (#3), 1 तिमिथियुस 6:1 (#4), 1 तीमुथियुस 6:2 (#1), 1 तीमुथियुस 6:2 (#2), 1 तीमुथियुस 6:2 (#3), 1 तीमुथियुस 6:2 (#4), 1 तिमिथियुस 6:2 (#1), 1 तीमुथियुस 6:2 (#6), 1 तीमुथियुस 6:2 (#7), 1 तीमुथियुस 6:2 (#8), 1 तीमुथियुस 6:2 (#9), 1 तिमिथियुस 6:2 (#2), 1 तीमुथियुस 6:2 (#11), 1 तीमुथियुस 6:3 (#1), 1 तीमुथियुस 6:3 (#2), 1 तीमुथियुस 6:3 (#3), 1 तिमिथियुस 6:3 (#1), 1 तिमिथियुस 6:3 (#2), 1 तीमुथियुस 6:3 (#6), 1 तीमुथियुस 6:3 (#7), 1 तीमुथियुस 6:4 (#1), 1 तिमिथियुस 6:4 (#1), 1 तिमिथियुस 6:4 (#2), 1 तिमिथियुस 6:4 (#4), 1 तिमिथियुस 6:4 (#5), 1 तिमिथियुस 6:4 (#6), 1 तिमिथियुस 6:4 (#7), 1 तिमिथियुस 6:4 (#9), 1 तीमुथियुस 6:4–5 (#1), 1 तीमुथियुस 6:5 (#1), 1 तिमिथियुस 6:5 (#3), 1 तिमिथियुस 6:5 (#1), 1 तीमुथियुस 6:5 (#4), 1 तिमिथियुस 6:5 (#2), 1 तीमुथियुस 6:5 (#6), 1 तीमुथियुस 6:5 (#7), 1 तिमिथियुस 6:6 (#1), 1 तिमिथियुस 6:6 (#2), 1 तीमुथियुस 6:6 (#3), 1 तिमिथियुस 6:7 (#1), 1 तिमिथियुस 6:7 (#2), 1 तिमिथियुस 6:7 (#3), 1 तीमुथियुस 6:7 (#4), 1 तिमिथियुस 6:7 (#4), 1 तीमुथियुस 6:7 (#6), 1 तीमुथियुस 6:8 (#1), 1 तीमुथियुस 6:8 (#2), 1 तिमिथियुस 6:8 (#1), 1 तिमिथियुस 6:8 (#2), 1 तीमुथियुस 6:9 (#1), 1 तिमिथियुस 6:9 (#3), 1 तिमिथियुस 6:9 (#5), 1 तीमुथियुस 6:9 (#4), 1 तीमुथियुस 6:9 (#5), 1 तिमिथियुस 6:9 (#6), 1 तिमिथियुस 6:9 (#7), 1 तीमुथियुस 6:9 (#8), 1 तिमिथियुस 6:9 (#8), 1 तिमिथियुस 6:10 (#1), 1 तिमिथियुस 6:10 (#2), 1 तिमिथियुस 6:10 (#3), 1 तीमुथियुस 6:10 (#4), 1 तिमिथियुस 6:10 (#4), 1 तिमिथियुस 6:10 (#6), 1 तिमिथियुस 6:10 (#5), 1 तीमुथियुस 6:10 (#8), 1 तीमुथियुस 6:10 (#9), 1 तिमिथियुस 6:10 (#7), 1 तीमुथियुस 6:10 (#11), 1 तिमिथियुस 6:11 (#1), 1 तिमिथियुस 6:11 (#2), 1 तिमिथियुस 6:11 (#3), 1 तिमिथियुस 6:11 (#4), 1 तीमुथियुस 6:11 (#5), 1 तिमिथियुस 6:12 (#1), 1 तीमुथियुस 6:12 (#2), 1 तीमुथियुस 6:12 (#3), 1 तीमुथियुस 6:12 (#4), 1 तिमिथियुस 6:12 (#2), 1 तीमुथियुस 6:12 (#6), 1 तिमिथियुस 6:12 (#3), 1 तीमुथियुस 6:12 (#8), 1 तिमिथियुस 6:12 (#4), 1 तीमुथियुस 6:12 (#10), 1 तिमिथियुस 6:12 (#5), 1 तिमिथियुस 6:13 (#1), 1 तिमिथियुस 6:13 (#2), 1 तिमिथियुस 6:13 (#4), 1 तीमुथियुस 6:13 (#4), 1 तीमुथियुस 6:14 (#1), 1 तीमुथियुस 6:14 (#2), 1 तीमुथियुस 6:14 (#3), 1 तिमिथियुस 6:14 (#1), 1 तिमिथियुस 6:14 (#2), 1 तिमिथियुस 6:14 (#3), 1 तीमुथियुस 6:15 (#1), 1 तिमिथियुस 6:15 (#1), 1 तिमिथियुस 6:15 (#2), 1 तीमुथियुस 6:15 (#4), 1 तीमुथियुस 6:15 (#5), 1 तिमिथियुस 6:16 (#1), 1 तीमुथियुस 6:16 (#2), 1 तिमिथियुस 6:16 (#3), 1 तिमिथियुस 6:16 (#4), 1 तीमुथियुस 6:16 (#5), 1 तीमुथियुस 6:16 (#6), 1 तिमिथियुस 6:17 (#1), 1 तीमुथियुस 6:17 (#2), 1 तीमुथियुस 6:17 (#3), 1 तिमिथियुस 6:17 (#2), 1 तीमुथियुस 6:17 (#5), 1 तीमुथियुस 6:17 (#6), 1 तिमिथियुस 6:17 (#3), 1 तीमुथियुस 6:17 (#8), 1 तीमुथियुस 6:18 (#1), 1 तिमिथियुस 6:18 (#1), 1 तीमुथियुस 6:18 (#3), 1 तिमिथियुस 6:19 (#1), 1 तिमिथियुस 6:19 (#3), 1 तीमुथियुस 6:19 (#3), 1 तिमिथियुस 6:19 (#4), 1 तीमुथियुस 6:19 (#5), 1 तीमुथियुस 6:19 (#6), 1 तिमिथियुस 6:20 (#2), 1 तिमिथियुस 6:20 (#3), 1 तिमिथियुस 6:20 (#4), 1 तीमुथियुस 6:20 (#4), 1 तीमुथियुस 6:20 (#5), 1 तिमिथियुस 6:21 (#1), 1 तीमुथियुस 6:21 (#2), 1 तीमुथियुस 6:21 (#3), 1 तिमिथियुस 6:21 (#2), 1 तिमिथियुस 6:21 (#3), 1 तीमुथियुस 6:21 (#6), 1 तीमुथियुस 6:21 (#7)</w:t>
       </w:r>
       <w:r>
         <w:rPr>

--- a/hin/docx/54.content.docx
+++ b/hin/docx/54.content.docx
@@ -19,7 +19,7 @@
         <w:rPr>
           <w:lang w:val="hi_IN" w:bidi="hi_IN"/>
         </w:rPr>
-        <w:t>Resource: अनुवाद नोट्स (अनफोल्डिंग वर्ड)</w:t>
+        <w:t>Resource: unfoldingWord® Translation Notes</w:t>
       </w:r>
       <w:r>
         <w:rPr>
@@ -90,7 +90,7 @@
         <w:rPr>
           <w:lang w:val="hi_IN" w:bidi="hi_IN"/>
         </w:rPr>
-        <w:t>अनुवाद नोट्स (अनफोल्डिंग वर्ड)</w:t>
+        <w:t>unfoldingWord® Translation Notes</w:t>
       </w:r>
     </w:p>
     <w:p>

--- a/hin/docx/54.content.docx
+++ b/hin/docx/54.content.docx
@@ -2015,7 +2015,7 @@
           <w:b/>
           <w:lang w:val="hi_IN" w:bidi="hi_IN"/>
         </w:rPr>
-        <w:t>καθὼς παρεκάλεσά σε προσμεῖναι ἐν Ἐφέσῳ, πορευόμενος εἰς Μακεδονίαν, ἵνα παραγγείλῃς τισὶν μὴ ἑτεροδιδασκαλεῖν &amp; μηδὲ προσέχειν μύθοις καὶ γενεαλογίαις ἀπεράντοις, αἵτινες ἐκζητήσεις παρέχουσι μᾶλλον ἢ οἰκονομίαν Θεοῦ, τὴν ἐν πίστει</w:t>
+        <w:t>καθὼς παρεκάλεσά σε προσμεῖναι ἐν Ἐφέσῳ, πορευόμενος εἰς Μακεδονίαν, ἵνα παραγγείλῃς τισὶν μὴ ἑτεροδιδασκαλεῖν, μηδὲ προσέχειν μύθοις καὶ γενεαλογίαις ἀπεράντοις, αἵτινες ἐκζητήσεις παρέχουσι μᾶλλον ἢ οἰκονομίαν Θεοῦ, τὴν ἐν πίστει</w:t>
       </w:r>
     </w:p>
     <w:p>
@@ -6617,7 +6617,7 @@
           <w:b/>
           <w:lang w:val="hi_IN" w:bidi="hi_IN"/>
         </w:rPr>
-        <w:t>πρότερον</w:t>
+        <w:t>τὸ πρότερον</w:t>
       </w:r>
     </w:p>
     <w:p>
@@ -9778,7 +9778,7 @@
           <w:b/>
           <w:lang w:val="hi_IN" w:bidi="hi_IN"/>
         </w:rPr>
-        <w:t>τῷ &amp; Βασιλεῖ τῶν αἰώνων, ἀφθάρτῳ, ἀοράτῳ, μόνῳ Θεῷ, τιμὴ καὶ δόξα,</w:t>
+        <w:t>τῷ &amp; Βασιλεῖ τῶν αἰώνων, ἀφθάρτῳ, ἀοράτῳ, μόνῳ Θεῷ, τιμὴ καὶ δόξα</w:t>
       </w:r>
     </w:p>
     <w:p>
@@ -12662,7 +12662,7 @@
           <w:b/>
           <w:lang w:val="hi_IN" w:bidi="hi_IN"/>
         </w:rPr>
-        <w:t>ποιεῖσθαι δεήσεις, προσευχάς, ἐντεύξεις, εὐχαριστίας,</w:t>
+        <w:t>ποιεῖσθαι δεήσεις, προσευχάς, ἐντεύξεις, εὐχαριστίας</w:t>
       </w:r>
     </w:p>
     <w:p>
@@ -22596,7 +22596,7 @@
           <w:b/>
           <w:lang w:val="hi_IN" w:bidi="hi_IN"/>
         </w:rPr>
-        <w:t>πιστὸς ὁ λόγος: εἴ τις ἐπισκοπῆς ὀρέγεται, καλοῦ ἔργου ἐπιθυμεῖ.</w:t>
+        <w:t>πιστὸς ὁ λόγος: εἴ τις ἐπισκοπῆς ὀρέγεται, καλοῦ ἔργου ἐπιθυμεῖ</w:t>
       </w:r>
     </w:p>
     <w:p>
@@ -24677,7 +24677,7 @@
           <w:b/>
           <w:lang w:val="hi_IN" w:bidi="hi_IN"/>
         </w:rPr>
-        <w:t>πῶς ἐκκλησίας Θεοῦ ἐπιμελήσεται?</w:t>
+        <w:t>πῶς ἐκκλησίας Θεοῦ ἐπιμελήσεται</w:t>
       </w:r>
     </w:p>
     <w:p>
@@ -51906,7 +51906,7 @@
           <w:b/>
           <w:lang w:val="hi_IN" w:bidi="hi_IN"/>
         </w:rPr>
-        <w:t>κατηγορίαν μὴ παραδέχου, ἐκτὸς εἰ</w:t>
+        <w:t>κατηγορίαν μὴ παραδέχου, ἐκτὸς εἰ μὴ</w:t>
       </w:r>
     </w:p>
     <w:p>
@@ -58197,7 +58197,7 @@
           <w:b/>
           <w:lang w:val="hi_IN" w:bidi="hi_IN"/>
         </w:rPr>
-        <w:t>γίνεται φθόνος, ἔρις, βλασφημίαι, ὑπόνοιαι πονηραί &amp; διαπαρατριβαὶ &amp; ἀνθρώπων</w:t>
+        <w:t>γίνεται φθόνος, ἔρις, βλασφημίαι, ὑπόνοιαι πονηραί, διαπαρατριβαὶ &amp; ἀνθρώπων</w:t>
       </w:r>
     </w:p>
     <w:p>
@@ -61285,7 +61285,7 @@
           <w:b/>
           <w:lang w:val="hi_IN" w:bidi="hi_IN"/>
         </w:rPr>
-        <w:t>ἀνθρώπους</w:t>
+        <w:t>τοὺς ἀνθρώπους</w:t>
       </w:r>
     </w:p>
     <w:p>

--- a/hin/docx/54.content.docx
+++ b/hin/docx/54.content.docx
@@ -288,6 +288,21 @@
           <w:b/>
           <w:lang w:val="hi_IN" w:bidi="hi_IN"/>
         </w:rPr>
+        <w:t>κατ’ ἐπιταγὴν Θεοῦ Σωτῆρος ἡμῶν, καὶ Κυρίου Ἰησοῦ Χριστοῦ</w:t>
+      </w:r>
+    </w:p>
+    <w:p>
+      <w:pPr/>
+      <w:r>
+        <w:rPr>
+          <w:lang w:val="hi_IN" w:bidi="hi_IN"/>
+        </w:rPr>
+      </w:r>
+      <w:r>
+        <w:rPr>
+          <w:b/>
+          <w:lang w:val="hi_IN" w:bidi="hi_IN"/>
+        </w:rPr>
         <w:t>"परमेश्वर,"</w:t>
       </w:r>
       <w:r>
@@ -1330,6 +1345,21 @@
         <w:rPr>
           <w:lang w:val="hi_IN" w:bidi="hi_IN"/>
         </w:rPr>
+      </w:r>
+    </w:p>
+    <w:p>
+      <w:pPr/>
+      <w:r>
+        <w:rPr>
+          <w:lang w:val="hi_IN" w:bidi="hi_IN"/>
+        </w:rPr>
+      </w:r>
+      <w:r>
+        <w:rPr>
+          <w:b/>
+          <w:lang w:val="hi_IN" w:bidi="hi_IN"/>
+        </w:rPr>
+        <w:t>χάρις, ἔλεος, εἰρήνη ἀπὸ Θεοῦ Πατρὸς καὶ Χριστοῦ Ἰησοῦ τοῦ Κυρίου ἡμῶν</w:t>
       </w:r>
     </w:p>
     <w:p>
@@ -1985,6 +2015,21 @@
           <w:b/>
           <w:lang w:val="hi_IN" w:bidi="hi_IN"/>
         </w:rPr>
+        <w:t>καθὼς παρεκάλεσά σε προσμεῖναι ἐν Ἐφέσῳ, πορευόμενος εἰς Μακεδονίαν, ἵνα παραγγείλῃς τισὶν μὴ ἑτεροδιδασκαλεῖν, μηδὲ προσέχειν μύθοις καὶ γενεαλογίαις ἀπεράντοις, αἵτινες ἐκζητήσεις παρέχουσι μᾶλλον ἢ οἰκονομίαν Θεοῦ, τὴν ἐν πίστει</w:t>
+      </w:r>
+    </w:p>
+    <w:p>
+      <w:pPr/>
+      <w:r>
+        <w:rPr>
+          <w:lang w:val="hi_IN" w:bidi="hi_IN"/>
+        </w:rPr>
+      </w:r>
+      <w:r>
+        <w:rPr>
+          <w:b/>
+          <w:lang w:val="hi_IN" w:bidi="hi_IN"/>
+        </w:rPr>
         <w:t>"</w:t>
       </w:r>
       <w:r>
@@ -4941,6 +4986,21 @@
           <w:b/>
           <w:lang w:val="hi_IN" w:bidi="hi_IN"/>
         </w:rPr>
+        <w:t>δικαίῳ &amp; ἀνόμοις δὲ καὶ ἀνυποτάκτοις, ἀσεβέσι καὶ ἁμαρτωλοῖς, ἀνοσίοις καὶ βεβήλοις</w:t>
+      </w:r>
+    </w:p>
+    <w:p>
+      <w:pPr/>
+      <w:r>
+        <w:rPr>
+          <w:lang w:val="hi_IN" w:bidi="hi_IN"/>
+        </w:rPr>
+      </w:r>
+      <w:r>
+        <w:rPr>
+          <w:b/>
+          <w:lang w:val="hi_IN" w:bidi="hi_IN"/>
+        </w:rPr>
         <w:t>"पर अधर्मियों, निरंकुशों, भक्तिहीनों, पापियों, अपवित्रों और अशुद्धों"</w:t>
       </w:r>
     </w:p>
@@ -5527,6 +5587,21 @@
           <w:b/>
           <w:lang w:val="hi_IN" w:bidi="hi_IN"/>
         </w:rPr>
+        <w:t>καὶ εἴ τι ἕτερον τῇ ὑγιαινούσῃ διδασκαλίᾳ ἀντίκειται</w:t>
+      </w:r>
+    </w:p>
+    <w:p>
+      <w:pPr/>
+      <w:r>
+        <w:rPr>
+          <w:lang w:val="hi_IN" w:bidi="hi_IN"/>
+        </w:rPr>
+      </w:r>
+      <w:r>
+        <w:rPr>
+          <w:b/>
+          <w:lang w:val="hi_IN" w:bidi="hi_IN"/>
+        </w:rPr>
         <w:t>"इनको छोड़ खरे उपदेश के सब विरोधियों के लिये ठहराई गई है"</w:t>
       </w:r>
     </w:p>
@@ -6144,6 +6219,21 @@
           <w:b/>
           <w:lang w:val="hi_IN" w:bidi="hi_IN"/>
         </w:rPr>
+        <w:t>πιστόν με ἡγήσατο</w:t>
+      </w:r>
+    </w:p>
+    <w:p>
+      <w:pPr/>
+      <w:r>
+        <w:rPr>
+          <w:lang w:val="hi_IN" w:bidi="hi_IN"/>
+        </w:rPr>
+      </w:r>
+      <w:r>
+        <w:rPr>
+          <w:b/>
+          <w:lang w:val="hi_IN" w:bidi="hi_IN"/>
+        </w:rPr>
         <w:t>"मुझे विश्वासयोग्य समझकर"</w:t>
       </w:r>
     </w:p>
@@ -6723,6 +6813,21 @@
           <w:b/>
           <w:lang w:val="hi_IN" w:bidi="hi_IN"/>
         </w:rPr>
+        <w:t>ἠλεήθην, ὅτι ἀγνοῶν, ἐποίησα ἐν ἀπιστίᾳ</w:t>
+      </w:r>
+    </w:p>
+    <w:p>
+      <w:pPr/>
+      <w:r>
+        <w:rPr>
+          <w:lang w:val="hi_IN" w:bidi="hi_IN"/>
+        </w:rPr>
+      </w:r>
+      <w:r>
+        <w:rPr>
+          <w:b/>
+          <w:lang w:val="hi_IN" w:bidi="hi_IN"/>
+        </w:rPr>
         <w:t>"तो भी पर दया हुई, क्योंकि मैंने अविश्वास की दशा में समझे बूझे ये काम किए थे"</w:t>
       </w:r>
     </w:p>
@@ -7772,6 +7877,21 @@
           <w:b/>
           <w:lang w:val="hi_IN" w:bidi="hi_IN"/>
         </w:rPr>
+        <w:t>μετὰ πίστεως καὶ ἀγάπης τῆς ἐν Χριστῷ Ἰησοῦ</w:t>
+      </w:r>
+    </w:p>
+    <w:p>
+      <w:pPr/>
+      <w:r>
+        <w:rPr>
+          <w:lang w:val="hi_IN" w:bidi="hi_IN"/>
+        </w:rPr>
+      </w:r>
+      <w:r>
+        <w:rPr>
+          <w:b/>
+          <w:lang w:val="hi_IN" w:bidi="hi_IN"/>
+        </w:rPr>
         <w:t>"विश्वास और प्रेम के साथ जो मसीह यीशु में है"</w:t>
       </w:r>
     </w:p>
@@ -9644,6 +9764,21 @@
         <w:rPr>
           <w:lang w:val="hi_IN" w:bidi="hi_IN"/>
         </w:rPr>
+      </w:r>
+    </w:p>
+    <w:p>
+      <w:pPr/>
+      <w:r>
+        <w:rPr>
+          <w:lang w:val="hi_IN" w:bidi="hi_IN"/>
+        </w:rPr>
+      </w:r>
+      <w:r>
+        <w:rPr>
+          <w:b/>
+          <w:lang w:val="hi_IN" w:bidi="hi_IN"/>
+        </w:rPr>
+        <w:t>τῷ &amp; Βασιλεῖ τῶν αἰώνων, ἀφθάρτῳ, ἀοράτῳ, μόνῳ Θεῷ, τιμὴ καὶ δόξα</w:t>
       </w:r>
     </w:p>
     <w:p>
@@ -11791,6 +11926,21 @@
           <w:b/>
           <w:lang w:val="hi_IN" w:bidi="hi_IN"/>
         </w:rPr>
+        <w:t>Ὑμέναιος &amp; Ἀλέξανδρος</w:t>
+      </w:r>
+    </w:p>
+    <w:p>
+      <w:pPr/>
+      <w:r>
+        <w:rPr>
+          <w:lang w:val="hi_IN" w:bidi="hi_IN"/>
+        </w:rPr>
+      </w:r>
+      <w:r>
+        <w:rPr>
+          <w:b/>
+          <w:lang w:val="hi_IN" w:bidi="hi_IN"/>
+        </w:rPr>
         <w:t>"हुमिनयुस"</w:t>
       </w:r>
       <w:r>
@@ -12401,6 +12551,21 @@
           <w:b/>
           <w:lang w:val="hi_IN" w:bidi="hi_IN"/>
         </w:rPr>
+        <w:t>ποιεῖσθαι δεήσεις, προσευχάς, ἐντεύξεις, εὐχαριστίας</w:t>
+      </w:r>
+    </w:p>
+    <w:p>
+      <w:pPr/>
+      <w:r>
+        <w:rPr>
+          <w:lang w:val="hi_IN" w:bidi="hi_IN"/>
+        </w:rPr>
+      </w:r>
+      <w:r>
+        <w:rPr>
+          <w:b/>
+          <w:lang w:val="hi_IN" w:bidi="hi_IN"/>
+        </w:rPr>
         <w:t>"विनती, प्रार्थना, निवेदन, धन्यवाद,"</w:t>
       </w:r>
       <w:r>
@@ -12497,6 +12662,21 @@
           <w:b/>
           <w:lang w:val="hi_IN" w:bidi="hi_IN"/>
         </w:rPr>
+        <w:t>ποιεῖσθαι δεήσεις, προσευχάς, ἐντεύξεις, εὐχαριστίας</w:t>
+      </w:r>
+    </w:p>
+    <w:p>
+      <w:pPr/>
+      <w:r>
+        <w:rPr>
+          <w:lang w:val="hi_IN" w:bidi="hi_IN"/>
+        </w:rPr>
+      </w:r>
+      <w:r>
+        <w:rPr>
+          <w:b/>
+          <w:lang w:val="hi_IN" w:bidi="hi_IN"/>
+        </w:rPr>
         <w:t>"कि विनती, प्रार्थना, निवेदन, धन्यवाद, सब मनुष्यों के लिये किए जाएँ"</w:t>
       </w:r>
     </w:p>
@@ -12854,6 +13034,21 @@
           <w:b/>
           <w:lang w:val="hi_IN" w:bidi="hi_IN"/>
         </w:rPr>
+        <w:t>πάντων τῶν ἐν ὑπεροχῇ ὄντων</w:t>
+      </w:r>
+    </w:p>
+    <w:p>
+      <w:pPr/>
+      <w:r>
+        <w:rPr>
+          <w:lang w:val="hi_IN" w:bidi="hi_IN"/>
+        </w:rPr>
+      </w:r>
+      <w:r>
+        <w:rPr>
+          <w:b/>
+          <w:lang w:val="hi_IN" w:bidi="hi_IN"/>
+        </w:rPr>
         <w:t>"सब ऊँचे पदवालों के निमित्त"</w:t>
       </w:r>
     </w:p>
@@ -13060,6 +13255,21 @@
         <w:rPr>
           <w:lang w:val="hi_IN" w:bidi="hi_IN"/>
         </w:rPr>
+      </w:r>
+    </w:p>
+    <w:p>
+      <w:pPr/>
+      <w:r>
+        <w:rPr>
+          <w:lang w:val="hi_IN" w:bidi="hi_IN"/>
+        </w:rPr>
+      </w:r>
+      <w:r>
+        <w:rPr>
+          <w:b/>
+          <w:lang w:val="hi_IN" w:bidi="hi_IN"/>
+        </w:rPr>
+        <w:t>ἤρεμον καὶ ἡσύχιον βίον διάγωμεν ἐν πάσῃ εὐσεβείᾳ καὶ σεμνότητι</w:t>
       </w:r>
     </w:p>
     <w:p>
@@ -13456,6 +13666,21 @@
           <w:b/>
           <w:lang w:val="hi_IN" w:bidi="hi_IN"/>
         </w:rPr>
+        <w:t>καλὸν καὶ ἀπόδεκτον ἐνώπιον τοῦ Σωτῆρος ἡμῶν, Θεοῦ</w:t>
+      </w:r>
+    </w:p>
+    <w:p>
+      <w:pPr/>
+      <w:r>
+        <w:rPr>
+          <w:lang w:val="hi_IN" w:bidi="hi_IN"/>
+        </w:rPr>
+      </w:r>
+      <w:r>
+        <w:rPr>
+          <w:b/>
+          <w:lang w:val="hi_IN" w:bidi="hi_IN"/>
+        </w:rPr>
         <w:t>"यह हमारे उद्धारकर्ता परमेश्वर को अच्छा लगता और भाता भी है"</w:t>
       </w:r>
     </w:p>
@@ -15559,6 +15784,21 @@
           <w:b/>
           <w:lang w:val="hi_IN" w:bidi="hi_IN"/>
         </w:rPr>
+        <w:t>εἰς ὃ ἐτέθην ἐγὼ κῆρυξ καὶ ἀπόστολος (ἀλήθειαν λέγω ἐν Χριστῷ, οὐ ψεύδομαι), διδάσκαλος ἐθνῶν ἐν πίστει καὶ ἀληθείᾳ</w:t>
+      </w:r>
+    </w:p>
+    <w:p>
+      <w:pPr/>
+      <w:r>
+        <w:rPr>
+          <w:lang w:val="hi_IN" w:bidi="hi_IN"/>
+        </w:rPr>
+      </w:r>
+      <w:r>
+        <w:rPr>
+          <w:b/>
+          <w:lang w:val="hi_IN" w:bidi="hi_IN"/>
+        </w:rPr>
         <w:t>"मैं सच कहता हूँ, झूठ नहीं बोलता, कि मैं इसी उद्देश्य से प्रचारक और प्रेरित और अन्यजातियों के लिये विश्वास और सत्य का उपदेशक ठहराया गया"</w:t>
       </w:r>
     </w:p>
@@ -18219,6 +18459,21 @@
           <w:b/>
           <w:lang w:val="hi_IN" w:bidi="hi_IN"/>
         </w:rPr>
+        <w:t>ἀλλ’ ὃ πρέπει γυναιξὶν ἐπαγγελλομέναις θεοσέβειαν, δι’ ἔργων ἀγαθῶν</w:t>
+      </w:r>
+    </w:p>
+    <w:p>
+      <w:pPr/>
+      <w:r>
+        <w:rPr>
+          <w:lang w:val="hi_IN" w:bidi="hi_IN"/>
+        </w:rPr>
+      </w:r>
+      <w:r>
+        <w:rPr>
+          <w:b/>
+          <w:lang w:val="hi_IN" w:bidi="hi_IN"/>
+        </w:rPr>
         <w:t>"पर भले कामों से, क्योंकि परमेश्वर की भक्ति करनेवाली स्त्रियों को यही उचित भी है"</w:t>
       </w:r>
     </w:p>
@@ -22067,6 +22322,21 @@
           <w:b/>
           <w:lang w:val="hi_IN" w:bidi="hi_IN"/>
         </w:rPr>
+        <w:t>μείνωσιν ἐν πίστει, καὶ ἀγάπῃ, καὶ ἁγιασμῷ, μετὰ σωφροσύνης</w:t>
+      </w:r>
+    </w:p>
+    <w:p>
+      <w:pPr/>
+      <w:r>
+        <w:rPr>
+          <w:lang w:val="hi_IN" w:bidi="hi_IN"/>
+        </w:rPr>
+      </w:r>
+      <w:r>
+        <w:rPr>
+          <w:b/>
+          <w:lang w:val="hi_IN" w:bidi="hi_IN"/>
+        </w:rPr>
         <w:t>"विश्वास, प्रेम, और पवित्रता में"</w:t>
       </w:r>
     </w:p>
@@ -22312,6 +22582,21 @@
         <w:rPr>
           <w:lang w:val="hi_IN" w:bidi="hi_IN"/>
         </w:rPr>
+      </w:r>
+    </w:p>
+    <w:p>
+      <w:pPr/>
+      <w:r>
+        <w:rPr>
+          <w:lang w:val="hi_IN" w:bidi="hi_IN"/>
+        </w:rPr>
+      </w:r>
+      <w:r>
+        <w:rPr>
+          <w:b/>
+          <w:lang w:val="hi_IN" w:bidi="hi_IN"/>
+        </w:rPr>
+        <w:t>πιστὸς ὁ λόγος: εἴ τις ἐπισκοπῆς ὀρέγεται, καλοῦ ἔργου ἐπιθυμεῖ</w:t>
       </w:r>
     </w:p>
     <w:p>
@@ -22531,6 +22816,21 @@
           <w:b/>
           <w:lang w:val="hi_IN" w:bidi="hi_IN"/>
         </w:rPr>
+        <w:t>εἴ τις ἐπισκοπῆς ὀρέγεται, καλοῦ ἔργου ἐπιθυμεῖ</w:t>
+      </w:r>
+    </w:p>
+    <w:p>
+      <w:pPr/>
+      <w:r>
+        <w:rPr>
+          <w:lang w:val="hi_IN" w:bidi="hi_IN"/>
+        </w:rPr>
+      </w:r>
+      <w:r>
+        <w:rPr>
+          <w:b/>
+          <w:lang w:val="hi_IN" w:bidi="hi_IN"/>
+        </w:rPr>
         <w:t>"बात सत्य"</w:t>
       </w:r>
       <w:r>
@@ -23400,6 +23700,21 @@
           <w:b/>
           <w:lang w:val="hi_IN" w:bidi="hi_IN"/>
         </w:rPr>
+        <w:t>μὴ πάροινον</w:t>
+      </w:r>
+    </w:p>
+    <w:p>
+      <w:pPr/>
+      <w:r>
+        <w:rPr>
+          <w:lang w:val="hi_IN" w:bidi="hi_IN"/>
+        </w:rPr>
+      </w:r>
+      <w:r>
+        <w:rPr>
+          <w:b/>
+          <w:lang w:val="hi_IN" w:bidi="hi_IN"/>
+        </w:rPr>
         <w:t>"पियक्कड़ या मार पीट करनेवाला न हो; वरन् कोमल हो, और न झगड़ालू, और"</w:t>
       </w:r>
     </w:p>
@@ -23463,6 +23778,21 @@
           <w:b/>
           <w:lang w:val="hi_IN" w:bidi="hi_IN"/>
         </w:rPr>
+        <w:t>μὴ πλήκτην</w:t>
+      </w:r>
+    </w:p>
+    <w:p>
+      <w:pPr/>
+      <w:r>
+        <w:rPr>
+          <w:lang w:val="hi_IN" w:bidi="hi_IN"/>
+        </w:rPr>
+      </w:r>
+      <w:r>
+        <w:rPr>
+          <w:b/>
+          <w:lang w:val="hi_IN" w:bidi="hi_IN"/>
+        </w:rPr>
         <w:t>"मारपीट करनेवाला न हो"</w:t>
       </w:r>
     </w:p>
@@ -23637,6 +23967,21 @@
           <w:b/>
           <w:lang w:val="hi_IN" w:bidi="hi_IN"/>
         </w:rPr>
+        <w:t>ἀφιλάργυρον</w:t>
+      </w:r>
+    </w:p>
+    <w:p>
+      <w:pPr/>
+      <w:r>
+        <w:rPr>
+          <w:lang w:val="hi_IN" w:bidi="hi_IN"/>
+        </w:rPr>
+      </w:r>
+      <w:r>
+        <w:rPr>
+          <w:b/>
+          <w:lang w:val="hi_IN" w:bidi="hi_IN"/>
+        </w:rPr>
         <w:t>"न धन का लोभी हो"</w:t>
       </w:r>
     </w:p>
@@ -23733,6 +24078,21 @@
           <w:b/>
           <w:lang w:val="hi_IN" w:bidi="hi_IN"/>
         </w:rPr>
+        <w:t>προϊστάμενον</w:t>
+      </w:r>
+    </w:p>
+    <w:p>
+      <w:pPr/>
+      <w:r>
+        <w:rPr>
+          <w:lang w:val="hi_IN" w:bidi="hi_IN"/>
+        </w:rPr>
+      </w:r>
+      <w:r>
+        <w:rPr>
+          <w:b/>
+          <w:lang w:val="hi_IN" w:bidi="hi_IN"/>
+        </w:rPr>
         <w:t>"प्रबन्ध"</w:t>
       </w:r>
     </w:p>
@@ -24134,6 +24494,21 @@
           <w:b/>
           <w:lang w:val="hi_IN" w:bidi="hi_IN"/>
         </w:rPr>
+        <w:t>εἰ &amp; τις τοῦ ἰδίου οἴκου προστῆναι οὐκ οἶδεν, πῶς</w:t>
+      </w:r>
+    </w:p>
+    <w:p>
+      <w:pPr/>
+      <w:r>
+        <w:rPr>
+          <w:lang w:val="hi_IN" w:bidi="hi_IN"/>
+        </w:rPr>
+      </w:r>
+      <w:r>
+        <w:rPr>
+          <w:b/>
+          <w:lang w:val="hi_IN" w:bidi="hi_IN"/>
+        </w:rPr>
         <w:t>"जब कोई अपने घर ही का प्रबन्ध करना न जानता हो, तो" - "</w:t>
       </w:r>
       <w:r>
@@ -24224,6 +24599,21 @@
           <w:b/>
           <w:lang w:val="hi_IN" w:bidi="hi_IN"/>
         </w:rPr>
+        <w:t>προστῆναι</w:t>
+      </w:r>
+    </w:p>
+    <w:p>
+      <w:pPr/>
+      <w:r>
+        <w:rPr>
+          <w:lang w:val="hi_IN" w:bidi="hi_IN"/>
+        </w:rPr>
+      </w:r>
+      <w:r>
+        <w:rPr>
+          <w:b/>
+          <w:lang w:val="hi_IN" w:bidi="hi_IN"/>
+        </w:rPr>
         <w:t>"प्रबन्ध करना"</w:t>
       </w:r>
     </w:p>
@@ -24620,6 +25010,21 @@
           <w:b/>
           <w:lang w:val="hi_IN" w:bidi="hi_IN"/>
         </w:rPr>
+        <w:t>μὴ νεόφυτον</w:t>
+      </w:r>
+    </w:p>
+    <w:p>
+      <w:pPr/>
+      <w:r>
+        <w:rPr>
+          <w:lang w:val="hi_IN" w:bidi="hi_IN"/>
+        </w:rPr>
+      </w:r>
+      <w:r>
+        <w:rPr>
+          <w:b/>
+          <w:lang w:val="hi_IN" w:bidi="hi_IN"/>
+        </w:rPr>
         <w:t>"फिर"</w:t>
       </w:r>
       <w:r>
@@ -25525,6 +25930,21 @@
           <w:b/>
           <w:lang w:val="hi_IN" w:bidi="hi_IN"/>
         </w:rPr>
+        <w:t>μαρτυρίαν καλὴν &amp; ἀπὸ</w:t>
+      </w:r>
+    </w:p>
+    <w:p>
+      <w:pPr/>
+      <w:r>
+        <w:rPr>
+          <w:lang w:val="hi_IN" w:bidi="hi_IN"/>
+        </w:rPr>
+      </w:r>
+      <w:r>
+        <w:rPr>
+          <w:b/>
+          <w:lang w:val="hi_IN" w:bidi="hi_IN"/>
+        </w:rPr>
         <w:t>"में भी उसका सुनाम हो"</w:t>
       </w:r>
     </w:p>
@@ -25810,6 +26230,21 @@
           <w:b/>
           <w:lang w:val="hi_IN" w:bidi="hi_IN"/>
         </w:rPr>
+        <w:t>μὴ εἰς ὀνειδισμὸν ἐμπέσῃ, καὶ</w:t>
+      </w:r>
+    </w:p>
+    <w:p>
+      <w:pPr/>
+      <w:r>
+        <w:rPr>
+          <w:lang w:val="hi_IN" w:bidi="hi_IN"/>
+        </w:rPr>
+      </w:r>
+      <w:r>
+        <w:rPr>
+          <w:b/>
+          <w:lang w:val="hi_IN" w:bidi="hi_IN"/>
+        </w:rPr>
         <w:t>"ऐसा न हो कि निन्दित होकर"</w:t>
       </w:r>
     </w:p>
@@ -26004,6 +26439,21 @@
           <w:b/>
           <w:lang w:val="hi_IN" w:bidi="hi_IN"/>
         </w:rPr>
+        <w:t>διακόνους ὡσαύτως</w:t>
+      </w:r>
+    </w:p>
+    <w:p>
+      <w:pPr/>
+      <w:r>
+        <w:rPr>
+          <w:lang w:val="hi_IN" w:bidi="hi_IN"/>
+        </w:rPr>
+      </w:r>
+      <w:r>
+        <w:rPr>
+          <w:b/>
+          <w:lang w:val="hi_IN" w:bidi="hi_IN"/>
+        </w:rPr>
         <w:t>"वैसे ही सेवकों को भी"</w:t>
       </w:r>
     </w:p>
@@ -26968,6 +27418,21 @@
           <w:b/>
           <w:lang w:val="hi_IN" w:bidi="hi_IN"/>
         </w:rPr>
+        <w:t>καὶ οὗτοι &amp; δοκιμαζέσθωσαν πρῶτον; εἶτα διακονείτωσαν</w:t>
+      </w:r>
+    </w:p>
+    <w:p>
+      <w:pPr/>
+      <w:r>
+        <w:rPr>
+          <w:lang w:val="hi_IN" w:bidi="hi_IN"/>
+        </w:rPr>
+      </w:r>
+      <w:r>
+        <w:rPr>
+          <w:b/>
+          <w:lang w:val="hi_IN" w:bidi="hi_IN"/>
+        </w:rPr>
         <w:t>"ये भी पहले परखे जाएँ, तब यदि निर्दोष निकलें तो सेवक का काम करें"</w:t>
       </w:r>
     </w:p>
@@ -27350,6 +27815,21 @@
         <w:rPr>
           <w:lang w:val="hi_IN" w:bidi="hi_IN"/>
         </w:rPr>
+      </w:r>
+    </w:p>
+    <w:p>
+      <w:pPr/>
+      <w:r>
+        <w:rPr>
+          <w:lang w:val="hi_IN" w:bidi="hi_IN"/>
+        </w:rPr>
+      </w:r>
+      <w:r>
+        <w:rPr>
+          <w:b/>
+          <w:lang w:val="hi_IN" w:bidi="hi_IN"/>
+        </w:rPr>
+        <w:t>σεμνάς</w:t>
       </w:r>
     </w:p>
     <w:p>
@@ -27757,6 +28237,21 @@
           <w:b/>
           <w:lang w:val="hi_IN" w:bidi="hi_IN"/>
         </w:rPr>
+        <w:t>προϊστάμενοι</w:t>
+      </w:r>
+    </w:p>
+    <w:p>
+      <w:pPr/>
+      <w:r>
+        <w:rPr>
+          <w:lang w:val="hi_IN" w:bidi="hi_IN"/>
+        </w:rPr>
+      </w:r>
+      <w:r>
+        <w:rPr>
+          <w:b/>
+          <w:lang w:val="hi_IN" w:bidi="hi_IN"/>
+        </w:rPr>
         <w:t>"के"</w:t>
       </w:r>
       <w:r>
@@ -30522,6 +31017,21 @@
           <w:b/>
           <w:lang w:val="hi_IN" w:bidi="hi_IN"/>
         </w:rPr>
+        <w:t>ὃς ἐφανερώθη ἐν σαρκί, ἐδικαιώθη ἐν Πνεύματι, ὤφθη ἀγγέλοις, ἐκηρύχθη ἐν ἔθνεσιν, ἐπιστεύθη ἐν κόσμῳ, ἀνελήμφθη ἐν δόξῃ</w:t>
+      </w:r>
+    </w:p>
+    <w:p>
+      <w:pPr/>
+      <w:r>
+        <w:rPr>
+          <w:lang w:val="hi_IN" w:bidi="hi_IN"/>
+        </w:rPr>
+      </w:r>
+      <w:r>
+        <w:rPr>
+          <w:b/>
+          <w:lang w:val="hi_IN" w:bidi="hi_IN"/>
+        </w:rPr>
         <w:t>"वह जो"</w:t>
       </w:r>
       <w:r>
@@ -30631,6 +31141,21 @@
           <w:b/>
           <w:lang w:val="hi_IN" w:bidi="hi_IN"/>
         </w:rPr>
+        <w:t>ὃς ἐφανερώθη ἐν σαρκί, ἐδικαιώθη ἐν Πνεύματι, ὤφθη ἀγγέλοις, ἐκηρύχθη ἐν ἔθνεσιν, ἐπιστεύθη ἐν κόσμῳ, ἀνελήμφθη ἐν δόξῃ</w:t>
+      </w:r>
+    </w:p>
+    <w:p>
+      <w:pPr/>
+      <w:r>
+        <w:rPr>
+          <w:lang w:val="hi_IN" w:bidi="hi_IN"/>
+        </w:rPr>
+      </w:r>
+      <w:r>
+        <w:rPr>
+          <w:b/>
+          <w:lang w:val="hi_IN" w:bidi="hi_IN"/>
+        </w:rPr>
         <w:t>"वह जो शरीर में प्रगट हुआ"</w:t>
       </w:r>
     </w:p>
@@ -34106,6 +34631,21 @@
           <w:lang w:val="hi_IN" w:bidi="hi_IN"/>
         </w:rPr>
       </w:r>
+      <w:r>
+        <w:rPr>
+          <w:b/>
+          <w:lang w:val="hi_IN" w:bidi="hi_IN"/>
+        </w:rPr>
+        <w:t>οὐδὲν ἀπόβλητον μετὰ εὐχαριστίας λαμβανόμενον</w:t>
+      </w:r>
+    </w:p>
+    <w:p>
+      <w:pPr/>
+      <w:r>
+        <w:rPr>
+          <w:lang w:val="hi_IN" w:bidi="hi_IN"/>
+        </w:rPr>
+      </w:r>
     </w:p>
     <w:p>
       <w:pPr/>
@@ -34408,6 +34948,21 @@
         <w:rPr>
           <w:lang w:val="hi_IN" w:bidi="hi_IN"/>
         </w:rPr>
+      </w:r>
+    </w:p>
+    <w:p>
+      <w:pPr/>
+      <w:r>
+        <w:rPr>
+          <w:lang w:val="hi_IN" w:bidi="hi_IN"/>
+        </w:rPr>
+      </w:r>
+      <w:r>
+        <w:rPr>
+          <w:b/>
+          <w:lang w:val="hi_IN" w:bidi="hi_IN"/>
+        </w:rPr>
+        <w:t>ἁγιάζεται &amp; διὰ λόγου Θεοῦ καὶ ἐντεύξεως</w:t>
       </w:r>
     </w:p>
     <w:p>
@@ -35324,6 +35879,21 @@
           <w:lang w:val="hi_IN" w:bidi="hi_IN"/>
         </w:rPr>
       </w:r>
+      <w:r>
+        <w:rPr>
+          <w:b/>
+          <w:lang w:val="hi_IN" w:bidi="hi_IN"/>
+        </w:rPr>
+        <w:t>ἐντρεφόμενος τοῖς λόγοις τῆς πίστεως, καὶ τῆς καλῆς διδασκαλίας ᾗ παρηκολούθηκας</w:t>
+      </w:r>
+    </w:p>
+    <w:p>
+      <w:pPr/>
+      <w:r>
+        <w:rPr>
+          <w:lang w:val="hi_IN" w:bidi="hi_IN"/>
+        </w:rPr>
+      </w:r>
     </w:p>
     <w:p>
       <w:pPr/>
@@ -37448,6 +38018,21 @@
           <w:b/>
           <w:lang w:val="hi_IN" w:bidi="hi_IN"/>
         </w:rPr>
+        <w:t>πιστὸς ὁ λόγος, καὶ πάσης ἀποδοχῆς ἄξιος</w:t>
+      </w:r>
+    </w:p>
+    <w:p>
+      <w:pPr/>
+      <w:r>
+        <w:rPr>
+          <w:lang w:val="hi_IN" w:bidi="hi_IN"/>
+        </w:rPr>
+      </w:r>
+      <w:r>
+        <w:rPr>
+          <w:b/>
+          <w:lang w:val="hi_IN" w:bidi="hi_IN"/>
+        </w:rPr>
         <w:t>"बात सच"</w:t>
       </w:r>
     </w:p>
@@ -39001,6 +39586,21 @@
           <w:b/>
           <w:lang w:val="hi_IN" w:bidi="hi_IN"/>
         </w:rPr>
+        <w:t>ἐν λόγῳ, ἐν ἀναστροφῇ, ἐν ἀγάπῃ, ἐν πίστει, ἐν ἁγνίᾳ</w:t>
+      </w:r>
+    </w:p>
+    <w:p>
+      <w:pPr/>
+      <w:r>
+        <w:rPr>
+          <w:lang w:val="hi_IN" w:bidi="hi_IN"/>
+        </w:rPr>
+      </w:r>
+      <w:r>
+        <w:rPr>
+          <w:b/>
+          <w:lang w:val="hi_IN" w:bidi="hi_IN"/>
+        </w:rPr>
         <w:t>"पर वचन, चाल चलन, प्रेम, विश्वास, और पवित्रता में"</w:t>
       </w:r>
     </w:p>
@@ -39480,6 +40080,21 @@
         <w:rPr>
           <w:lang w:val="hi_IN" w:bidi="hi_IN"/>
         </w:rPr>
+      </w:r>
+    </w:p>
+    <w:p>
+      <w:pPr/>
+      <w:r>
+        <w:rPr>
+          <w:lang w:val="hi_IN" w:bidi="hi_IN"/>
+        </w:rPr>
+      </w:r>
+      <w:r>
+        <w:rPr>
+          <w:b/>
+          <w:lang w:val="hi_IN" w:bidi="hi_IN"/>
+        </w:rPr>
+        <w:t>πρόσεχε τῇ ἀναγνώσει, τῇ παρακλήσει, τῇ διδασκαλίᾳ</w:t>
       </w:r>
     </w:p>
     <w:p>
@@ -41003,6 +41618,21 @@
           <w:b/>
           <w:lang w:val="hi_IN" w:bidi="hi_IN"/>
         </w:rPr>
+        <w:t>ἐπίμενε αὐτοῖς, τοῦτο γὰρ ποιῶν, καὶ σεαυτὸν σώσεις καὶ τοὺς ἀκούοντάς σου</w:t>
+      </w:r>
+    </w:p>
+    <w:p>
+      <w:pPr/>
+      <w:r>
+        <w:rPr>
+          <w:lang w:val="hi_IN" w:bidi="hi_IN"/>
+        </w:rPr>
+      </w:r>
+      <w:r>
+        <w:rPr>
+          <w:b/>
+          <w:lang w:val="hi_IN" w:bidi="hi_IN"/>
+        </w:rPr>
         <w:t>"इन बातों पर स्थिर रह, क्योंकि यदि ऐसा करता रहेगा, तो तू अपने, और अपने सुननेवालों के लिये भी उद्धार का कारण होगा"</w:t>
       </w:r>
     </w:p>
@@ -42943,6 +43573,21 @@
           <w:b/>
           <w:lang w:val="hi_IN" w:bidi="hi_IN"/>
         </w:rPr>
+        <w:t>ἀμοιβὰς ἀποδιδόναι τοῖς προγόνοις</w:t>
+      </w:r>
+    </w:p>
+    <w:p>
+      <w:pPr/>
+      <w:r>
+        <w:rPr>
+          <w:lang w:val="hi_IN" w:bidi="hi_IN"/>
+        </w:rPr>
+      </w:r>
+      <w:r>
+        <w:rPr>
+          <w:b/>
+          <w:lang w:val="hi_IN" w:bidi="hi_IN"/>
+        </w:rPr>
         <w:t>"अपने घराने के साथ"</w:t>
       </w:r>
       <w:r>
@@ -43646,6 +44291,21 @@
           <w:b/>
           <w:lang w:val="hi_IN" w:bidi="hi_IN"/>
         </w:rPr>
+        <w:t>ἡ &amp; ὄντως χήρα καὶ μεμονωμένη</w:t>
+      </w:r>
+    </w:p>
+    <w:p>
+      <w:pPr/>
+      <w:r>
+        <w:rPr>
+          <w:lang w:val="hi_IN" w:bidi="hi_IN"/>
+        </w:rPr>
+      </w:r>
+      <w:r>
+        <w:rPr>
+          <w:b/>
+          <w:lang w:val="hi_IN" w:bidi="hi_IN"/>
+        </w:rPr>
         <w:t>"जो सचमुच विधवा है, और उसका कोई नहीं"</w:t>
       </w:r>
     </w:p>
@@ -44271,6 +44931,21 @@
         <w:rPr>
           <w:lang w:val="hi_IN" w:bidi="hi_IN"/>
         </w:rPr>
+      </w:r>
+    </w:p>
+    <w:p>
+      <w:pPr/>
+      <w:r>
+        <w:rPr>
+          <w:lang w:val="hi_IN" w:bidi="hi_IN"/>
+        </w:rPr>
+      </w:r>
+      <w:r>
+        <w:rPr>
+          <w:b/>
+          <w:lang w:val="hi_IN" w:bidi="hi_IN"/>
+        </w:rPr>
+        <w:t>σπαταλῶσα</w:t>
       </w:r>
     </w:p>
     <w:p>
@@ -46119,6 +46794,21 @@
           <w:b/>
           <w:lang w:val="hi_IN" w:bidi="hi_IN"/>
         </w:rPr>
+        <w:t>ἔργοις καλοῖς &amp; εἰ ἐτεκνοτρόφησεν, εἰ ἐξενοδόχησεν, εἰ ἁγίων πόδας ἔνιψεν, εἰ θλιβομένοις ἐπήρκεσεν, εἰ παντὶ ἔργῳ ἀγαθῷ ἐπηκολούθησεν</w:t>
+      </w:r>
+    </w:p>
+    <w:p>
+      <w:pPr/>
+      <w:r>
+        <w:rPr>
+          <w:lang w:val="hi_IN" w:bidi="hi_IN"/>
+        </w:rPr>
+      </w:r>
+      <w:r>
+        <w:rPr>
+          <w:b/>
+          <w:lang w:val="hi_IN" w:bidi="hi_IN"/>
+        </w:rPr>
         <w:t>"और भले काम में सुनाम रही हो, जिसने बच्चों का पालन-पोषण किया हो; अतिथि की सेवा की हो, पवित्र लोगों के पाँव धोए हों, दुःखियों की सहायता की हो, और हर एक भले काम में मन लगाया हो"</w:t>
       </w:r>
     </w:p>
@@ -46214,6 +46904,21 @@
         <w:rPr>
           <w:lang w:val="hi_IN" w:bidi="hi_IN"/>
         </w:rPr>
+      </w:r>
+    </w:p>
+    <w:p>
+      <w:pPr/>
+      <w:r>
+        <w:rPr>
+          <w:lang w:val="hi_IN" w:bidi="hi_IN"/>
+        </w:rPr>
+      </w:r>
+      <w:r>
+        <w:rPr>
+          <w:b/>
+          <w:lang w:val="hi_IN" w:bidi="hi_IN"/>
+        </w:rPr>
+        <w:t>ἐξενοδόχησεν</w:t>
       </w:r>
     </w:p>
     <w:p>
@@ -47273,6 +47978,21 @@
           <w:b/>
           <w:lang w:val="hi_IN" w:bidi="hi_IN"/>
         </w:rPr>
+        <w:t>ἔχουσαι κρίμα ὅτι τὴν πρώτην πίστιν ἠθέτησαν</w:t>
+      </w:r>
+    </w:p>
+    <w:p>
+      <w:pPr/>
+      <w:r>
+        <w:rPr>
+          <w:lang w:val="hi_IN" w:bidi="hi_IN"/>
+        </w:rPr>
+      </w:r>
+      <w:r>
+        <w:rPr>
+          <w:b/>
+          <w:lang w:val="hi_IN" w:bidi="hi_IN"/>
+        </w:rPr>
         <w:t>"और दोषी ठहरती हैं, क्योंकि उन्होंने अपनी पहली प्रतिज्ञा को छोड़ दिया है"</w:t>
       </w:r>
     </w:p>
@@ -48284,6 +49004,21 @@
           <w:b/>
           <w:lang w:val="hi_IN" w:bidi="hi_IN"/>
         </w:rPr>
+        <w:t>μηδεμίαν ἀφορμὴν διδόναι τῷ ἀντικειμένῳ λοιδορίας χάριν</w:t>
+      </w:r>
+    </w:p>
+    <w:p>
+      <w:pPr/>
+      <w:r>
+        <w:rPr>
+          <w:lang w:val="hi_IN" w:bidi="hi_IN"/>
+        </w:rPr>
+      </w:r>
+      <w:r>
+        <w:rPr>
+          <w:b/>
+          <w:lang w:val="hi_IN" w:bidi="hi_IN"/>
+        </w:rPr>
         <w:t>"और किसी विरोधी को बदनाम करने का अवसर न दें"</w:t>
       </w:r>
     </w:p>
@@ -49412,6 +50147,21 @@
           <w:b/>
           <w:lang w:val="hi_IN" w:bidi="hi_IN"/>
         </w:rPr>
+        <w:t>μὴ βαρείσθω ἡ ἐκκλησία</w:t>
+      </w:r>
+    </w:p>
+    <w:p>
+      <w:pPr/>
+      <w:r>
+        <w:rPr>
+          <w:lang w:val="hi_IN" w:bidi="hi_IN"/>
+        </w:rPr>
+      </w:r>
+      <w:r>
+        <w:rPr>
+          <w:b/>
+          <w:lang w:val="hi_IN" w:bidi="hi_IN"/>
+        </w:rPr>
         <w:t>"कलीसिया पर भार न हो"</w:t>
       </w:r>
     </w:p>
@@ -49573,6 +50323,21 @@
           <w:b/>
           <w:lang w:val="hi_IN" w:bidi="hi_IN"/>
         </w:rPr>
+        <w:t>οἱ καλῶς προεστῶτες πρεσβύτεροι &amp; ἀξιούσθωσαν</w:t>
+      </w:r>
+    </w:p>
+    <w:p>
+      <w:pPr/>
+      <w:r>
+        <w:rPr>
+          <w:lang w:val="hi_IN" w:bidi="hi_IN"/>
+        </w:rPr>
+      </w:r>
+      <w:r>
+        <w:rPr>
+          <w:b/>
+          <w:lang w:val="hi_IN" w:bidi="hi_IN"/>
+        </w:rPr>
         <w:t>"जो प्राचीन अच्छा प्रबन्ध करते हैं" - "आदर के योग्य समझे जाएँ"</w:t>
       </w:r>
     </w:p>
@@ -49767,6 +50532,21 @@
           <w:b/>
           <w:lang w:val="hi_IN" w:bidi="hi_IN"/>
         </w:rPr>
+        <w:t>προεστῶτες</w:t>
+      </w:r>
+    </w:p>
+    <w:p>
+      <w:pPr/>
+      <w:r>
+        <w:rPr>
+          <w:lang w:val="hi_IN" w:bidi="hi_IN"/>
+        </w:rPr>
+      </w:r>
+      <w:r>
+        <w:rPr>
+          <w:b/>
+          <w:lang w:val="hi_IN" w:bidi="hi_IN"/>
+        </w:rPr>
         <w:t>"अच्छा प्रबन्ध करते हैं"</w:t>
       </w:r>
     </w:p>
@@ -50279,6 +51059,21 @@
         <w:rPr>
           <w:lang w:val="hi_IN" w:bidi="hi_IN"/>
         </w:rPr>
+      </w:r>
+    </w:p>
+    <w:p>
+      <w:pPr/>
+      <w:r>
+        <w:rPr>
+          <w:lang w:val="hi_IN" w:bidi="hi_IN"/>
+        </w:rPr>
+      </w:r>
+      <w:r>
+        <w:rPr>
+          <w:b/>
+          <w:lang w:val="hi_IN" w:bidi="hi_IN"/>
+        </w:rPr>
+        <w:t>λέγει &amp; ἡ Γραφή, βοῦν ἀλοῶντα οὐ φιμώσεις, καί, ἄξιος ὁ ἐργάτης τοῦ μισθοῦ αὐτοῦ</w:t>
       </w:r>
     </w:p>
     <w:p>
@@ -51000,6 +51795,21 @@
           <w:b/>
           <w:lang w:val="hi_IN" w:bidi="hi_IN"/>
         </w:rPr>
+        <w:t>κατὰ πρεσβυτέρου κατηγορίαν μὴ παραδέχου</w:t>
+      </w:r>
+    </w:p>
+    <w:p>
+      <w:pPr/>
+      <w:r>
+        <w:rPr>
+          <w:lang w:val="hi_IN" w:bidi="hi_IN"/>
+        </w:rPr>
+      </w:r>
+      <w:r>
+        <w:rPr>
+          <w:b/>
+          <w:lang w:val="hi_IN" w:bidi="hi_IN"/>
+        </w:rPr>
         <w:t>"कोई दोष किसी प्राचीन पर लगाया जाए तो बिना दो या तीन गवाहों के उसको स्वीकार न करना"</w:t>
       </w:r>
     </w:p>
@@ -51096,6 +51906,21 @@
           <w:b/>
           <w:lang w:val="hi_IN" w:bidi="hi_IN"/>
         </w:rPr>
+        <w:t>κατηγορίαν μὴ παραδέχου, ἐκτὸς εἰ μὴ</w:t>
+      </w:r>
+    </w:p>
+    <w:p>
+      <w:pPr/>
+      <w:r>
+        <w:rPr>
+          <w:lang w:val="hi_IN" w:bidi="hi_IN"/>
+        </w:rPr>
+      </w:r>
+      <w:r>
+        <w:rPr>
+          <w:b/>
+          <w:lang w:val="hi_IN" w:bidi="hi_IN"/>
+        </w:rPr>
         <w:t>"दोष"</w:t>
       </w:r>
       <w:r>
@@ -51329,6 +52154,21 @@
           <w:b/>
           <w:lang w:val="hi_IN" w:bidi="hi_IN"/>
         </w:rPr>
+        <w:t>δύο ἢ τριῶν</w:t>
+      </w:r>
+    </w:p>
+    <w:p>
+      <w:pPr/>
+      <w:r>
+        <w:rPr>
+          <w:lang w:val="hi_IN" w:bidi="hi_IN"/>
+        </w:rPr>
+      </w:r>
+      <w:r>
+        <w:rPr>
+          <w:b/>
+          <w:lang w:val="hi_IN" w:bidi="hi_IN"/>
+        </w:rPr>
         <w:t>"दो या तीन"</w:t>
       </w:r>
     </w:p>
@@ -52213,6 +53053,21 @@
           <w:b/>
           <w:lang w:val="hi_IN" w:bidi="hi_IN"/>
         </w:rPr>
+        <w:t>χωρὶς προκρίματος, μηδὲν ποιῶν κατὰ πρόσκλισιν</w:t>
+      </w:r>
+    </w:p>
+    <w:p>
+      <w:pPr/>
+      <w:r>
+        <w:rPr>
+          <w:lang w:val="hi_IN" w:bidi="hi_IN"/>
+        </w:rPr>
+      </w:r>
+      <w:r>
+        <w:rPr>
+          <w:b/>
+          <w:lang w:val="hi_IN" w:bidi="hi_IN"/>
+        </w:rPr>
         <w:t>"तू मन खोलकर"</w:t>
       </w:r>
       <w:r>
@@ -52329,6 +53184,21 @@
           <w:b/>
           <w:lang w:val="hi_IN" w:bidi="hi_IN"/>
         </w:rPr>
+        <w:t>χωρὶς προκρίματος, μηδὲν ποιῶν κατὰ πρόσκλισιν</w:t>
+      </w:r>
+    </w:p>
+    <w:p>
+      <w:pPr/>
+      <w:r>
+        <w:rPr>
+          <w:lang w:val="hi_IN" w:bidi="hi_IN"/>
+        </w:rPr>
+      </w:r>
+      <w:r>
+        <w:rPr>
+          <w:b/>
+          <w:lang w:val="hi_IN" w:bidi="hi_IN"/>
+        </w:rPr>
         <w:t>"इन बातों को माना कर, और"</w:t>
       </w:r>
     </w:p>
@@ -54631,6 +55501,21 @@
           <w:b/>
           <w:lang w:val="hi_IN" w:bidi="hi_IN"/>
         </w:rPr>
+        <w:t>μὴ καταφρονείτωσαν &amp; δουλευέτωσαν</w:t>
+      </w:r>
+    </w:p>
+    <w:p>
+      <w:pPr/>
+      <w:r>
+        <w:rPr>
+          <w:lang w:val="hi_IN" w:bidi="hi_IN"/>
+        </w:rPr>
+      </w:r>
+      <w:r>
+        <w:rPr>
+          <w:b/>
+          <w:lang w:val="hi_IN" w:bidi="hi_IN"/>
+        </w:rPr>
         <w:t>"इन्हें वे भाई होने के कारण तुच्छ न जानें"</w:t>
       </w:r>
       <w:r>
@@ -54949,6 +55834,21 @@
           <w:b/>
           <w:lang w:val="hi_IN" w:bidi="hi_IN"/>
         </w:rPr>
+        <w:t>ἀλλὰ μᾶλλον δουλευέτωσαν, ὅτι πιστοί εἰσιν καὶ ἀγαπητοὶ, οἱ τῆς εὐεργεσίας ἀντιλαμβανόμενοι</w:t>
+      </w:r>
+    </w:p>
+    <w:p>
+      <w:pPr/>
+      <w:r>
+        <w:rPr>
+          <w:lang w:val="hi_IN" w:bidi="hi_IN"/>
+        </w:rPr>
+      </w:r>
+      <w:r>
+        <w:rPr>
+          <w:b/>
+          <w:lang w:val="hi_IN" w:bidi="hi_IN"/>
+        </w:rPr>
         <w:t>"वरन् उनकी और भी सेवा करें, क्योंकि इससे लाभ उठानेवाले विश्वासी और प्रेमी हैं"</w:t>
       </w:r>
     </w:p>
@@ -55279,6 +56179,21 @@
         <w:rPr>
           <w:lang w:val="hi_IN" w:bidi="hi_IN"/>
         </w:rPr>
+      </w:r>
+    </w:p>
+    <w:p>
+      <w:pPr/>
+      <w:r>
+        <w:rPr>
+          <w:lang w:val="hi_IN" w:bidi="hi_IN"/>
+        </w:rPr>
+      </w:r>
+      <w:r>
+        <w:rPr>
+          <w:b/>
+          <w:lang w:val="hi_IN" w:bidi="hi_IN"/>
+        </w:rPr>
+        <w:t>οἱ τῆς εὐεργεσίας ἀντιλαμβανόμενοι</w:t>
       </w:r>
     </w:p>
     <w:p>
@@ -55828,6 +56743,21 @@
           <w:b/>
           <w:lang w:val="hi_IN" w:bidi="hi_IN"/>
         </w:rPr>
+        <w:t>μὴ προσέρχεται ὑγιαίνουσι λόγοις &amp; τῇ &amp; διδασκαλίᾳ</w:t>
+      </w:r>
+    </w:p>
+    <w:p>
+      <w:pPr/>
+      <w:r>
+        <w:rPr>
+          <w:lang w:val="hi_IN" w:bidi="hi_IN"/>
+        </w:rPr>
+      </w:r>
+      <w:r>
+        <w:rPr>
+          <w:b/>
+          <w:lang w:val="hi_IN" w:bidi="hi_IN"/>
+        </w:rPr>
         <w:t>"कोई और ही प्रकार का उपदेश देता है और खरी बातों को"</w:t>
       </w:r>
       <w:r>
@@ -56333,6 +57263,21 @@
           <w:b/>
           <w:lang w:val="hi_IN" w:bidi="hi_IN"/>
         </w:rPr>
+        <w:t>τῇ κατ’ εὐσέβειαν διδασκαλίᾳ</w:t>
+      </w:r>
+    </w:p>
+    <w:p>
+      <w:pPr/>
+      <w:r>
+        <w:rPr>
+          <w:lang w:val="hi_IN" w:bidi="hi_IN"/>
+        </w:rPr>
+      </w:r>
+      <w:r>
+        <w:rPr>
+          <w:b/>
+          <w:lang w:val="hi_IN" w:bidi="hi_IN"/>
+        </w:rPr>
         <w:t>"</w:t>
       </w:r>
       <w:r>
@@ -56998,6 +57943,21 @@
           <w:b/>
           <w:lang w:val="hi_IN" w:bidi="hi_IN"/>
         </w:rPr>
+        <w:t>ζητήσεις καὶ λογομαχίας</w:t>
+      </w:r>
+    </w:p>
+    <w:p>
+      <w:pPr/>
+      <w:r>
+        <w:rPr>
+          <w:lang w:val="hi_IN" w:bidi="hi_IN"/>
+        </w:rPr>
+      </w:r>
+      <w:r>
+        <w:rPr>
+          <w:b/>
+          <w:lang w:val="hi_IN" w:bidi="hi_IN"/>
+        </w:rPr>
         <w:t>"उसे विवाद और शब्दों पर तर्क करने का"</w:t>
       </w:r>
     </w:p>
@@ -57237,6 +58197,21 @@
           <w:b/>
           <w:lang w:val="hi_IN" w:bidi="hi_IN"/>
         </w:rPr>
+        <w:t>γίνεται φθόνος, ἔρις, βλασφημίαι, ὑπόνοιαι πονηραί, διαπαρατριβαὶ &amp; ἀνθρώπων</w:t>
+      </w:r>
+    </w:p>
+    <w:p>
+      <w:pPr/>
+      <w:r>
+        <w:rPr>
+          <w:lang w:val="hi_IN" w:bidi="hi_IN"/>
+        </w:rPr>
+      </w:r>
+      <w:r>
+        <w:rPr>
+          <w:b/>
+          <w:lang w:val="hi_IN" w:bidi="hi_IN"/>
+        </w:rPr>
         <w:t>"उसे विवाद और शब्दों पर तर्क करने का रोग है" - "जिनसे डाह, और झगड़े, और निन्दा की बातें, और बुरे-बुरे सन्देह"</w:t>
       </w:r>
     </w:p>
@@ -57534,6 +58509,21 @@
         <w:rPr>
           <w:lang w:val="hi_IN" w:bidi="hi_IN"/>
         </w:rPr>
+      </w:r>
+    </w:p>
+    <w:p>
+      <w:pPr/>
+      <w:r>
+        <w:rPr>
+          <w:lang w:val="hi_IN" w:bidi="hi_IN"/>
+        </w:rPr>
+      </w:r>
+      <w:r>
+        <w:rPr>
+          <w:b/>
+          <w:lang w:val="hi_IN" w:bidi="hi_IN"/>
+        </w:rPr>
+        <w:t>διεφθαρμένων &amp; τὸν νοῦν καὶ ἀπεστερημένων τῆς ἀληθείας</w:t>
       </w:r>
     </w:p>
     <w:p>
@@ -62142,6 +63132,21 @@
           <w:b/>
           <w:lang w:val="hi_IN" w:bidi="hi_IN"/>
         </w:rPr>
+        <w:t>δικαιοσύνην, εὐσέβειαν, πίστιν, ἀγάπην, ὑπομονήν, πραϋπαθίαν</w:t>
+      </w:r>
+    </w:p>
+    <w:p>
+      <w:pPr/>
+      <w:r>
+        <w:rPr>
+          <w:lang w:val="hi_IN" w:bidi="hi_IN"/>
+        </w:rPr>
+      </w:r>
+      <w:r>
+        <w:rPr>
+          <w:b/>
+          <w:lang w:val="hi_IN" w:bidi="hi_IN"/>
+        </w:rPr>
         <w:t>"धार्मिकता, भक्ति, विश्वास, प्रेम, धीरज, और नम्रता"</w:t>
       </w:r>
     </w:p>
@@ -64443,6 +65448,21 @@
         <w:rPr>
           <w:lang w:val="hi_IN" w:bidi="hi_IN"/>
         </w:rPr>
+      </w:r>
+    </w:p>
+    <w:p>
+      <w:pPr/>
+      <w:r>
+        <w:rPr>
+          <w:lang w:val="hi_IN" w:bidi="hi_IN"/>
+        </w:rPr>
+      </w:r>
+      <w:r>
+        <w:rPr>
+          <w:b/>
+          <w:lang w:val="hi_IN" w:bidi="hi_IN"/>
+        </w:rPr>
+        <w:t>μέχρι τῆς ἐπιφανείας τοῦ Κυρίου ἡμῶν, Ἰησοῦ Χριστοῦ</w:t>
       </w:r>
     </w:p>
     <w:p>
@@ -64987,6 +66007,21 @@
           <w:b/>
           <w:lang w:val="hi_IN" w:bidi="hi_IN"/>
         </w:rPr>
+        <w:t>ὁ Βασιλεὺς τῶν βασιλευόντων, καὶ Κύριος τῶν κυριευόντων</w:t>
+      </w:r>
+    </w:p>
+    <w:p>
+      <w:pPr/>
+      <w:r>
+        <w:rPr>
+          <w:lang w:val="hi_IN" w:bidi="hi_IN"/>
+        </w:rPr>
+      </w:r>
+      <w:r>
+        <w:rPr>
+          <w:b/>
+          <w:lang w:val="hi_IN" w:bidi="hi_IN"/>
+        </w:rPr>
         <w:t>"</w:t>
       </w:r>
       <w:r>
@@ -65637,6 +66672,21 @@
         <w:rPr>
           <w:lang w:val="hi_IN" w:bidi="hi_IN"/>
         </w:rPr>
+      </w:r>
+    </w:p>
+    <w:p>
+      <w:pPr/>
+      <w:r>
+        <w:rPr>
+          <w:lang w:val="hi_IN" w:bidi="hi_IN"/>
+        </w:rPr>
+      </w:r>
+      <w:r>
+        <w:rPr>
+          <w:b/>
+          <w:lang w:val="hi_IN" w:bidi="hi_IN"/>
+        </w:rPr>
+        <w:t>ἰδεῖν &amp; ᾧ τιμὴ καὶ κράτος αἰώνιον</w:t>
       </w:r>
     </w:p>
     <w:p>
